--- a/installateur.docx
+++ b/installateur.docx
@@ -1,6 +1,6 @@
 
 <file path=word/document.xml><?xml version="1.0" encoding="utf-8"?>
-<w:document xmlns:wpc="http://schemas.microsoft.com/office/word/2010/wordprocessingCanvas" xmlns:cx="http://schemas.microsoft.com/office/drawing/2014/chartex" xmlns:cx1="http://schemas.microsoft.com/office/drawing/2015/9/8/chartex" xmlns:cx2="http://schemas.microsoft.com/office/drawing/2015/10/21/chartex" xmlns:cx3="http://schemas.microsoft.com/office/drawing/2016/5/9/chartex" xmlns:cx4="http://schemas.microsoft.com/office/drawing/2016/5/10/chartex" xmlns:cx5="http://schemas.microsoft.com/office/drawing/2016/5/11/chartex" xmlns:cx6="http://schemas.microsoft.com/office/drawing/2016/5/12/chartex" xmlns:cx7="http://schemas.microsoft.com/office/drawing/2016/5/13/chartex" xmlns:cx8="http://schemas.microsoft.com/office/drawing/2016/5/14/chartex" xmlns:mc="http://schemas.openxmlformats.org/markup-compatibility/2006" xmlns:aink="http://schemas.microsoft.com/office/drawing/2016/ink" xmlns:am3d="http://schemas.microsoft.com/office/drawing/2017/model3d" xmlns:o="urn:schemas-microsoft-com:office:office" xmlns:r="http://schemas.openxmlformats.org/officeDocument/2006/relationships" xmlns:m="http://schemas.openxmlformats.org/officeDocument/2006/math" xmlns:v="urn:schemas-microsoft-com:vml" xmlns:wp14="http://schemas.microsoft.com/office/word/2010/wordprocessingDrawing" xmlns:wp="http://schemas.openxmlformats.org/drawingml/2006/wordprocessingDrawing" xmlns:w10="urn:schemas-microsoft-com:office:word" xmlns:w="http://schemas.openxmlformats.org/wordprocessingml/2006/main" xmlns:w14="http://schemas.microsoft.com/office/word/2010/wordml" xmlns:w15="http://schemas.microsoft.com/office/word/2012/wordml" xmlns:w16cex="http://schemas.microsoft.com/office/word/2018/wordml/cex" xmlns:w16cid="http://schemas.microsoft.com/office/word/2016/wordml/cid" xmlns:w16="http://schemas.microsoft.com/office/word/2018/wordml" xmlns:w16sdtdh="http://schemas.microsoft.com/office/word/2020/wordml/sdtdatahash" xmlns:w16se="http://schemas.microsoft.com/office/word/2015/wordml/symex" xmlns:wpg="http://schemas.microsoft.com/office/word/2010/wordprocessingGroup" xmlns:wpi="http://schemas.microsoft.com/office/word/2010/wordprocessingInk" xmlns:wne="http://schemas.microsoft.com/office/word/2006/wordml" xmlns:wps="http://schemas.microsoft.com/office/word/2010/wordprocessingShape" mc:Ignorable="w14 w15 w16se w16cid w16 w16cex w16sdtdh wp14">
+<w:document xmlns:wpc="http://schemas.microsoft.com/office/word/2010/wordprocessingCanvas" xmlns:cx="http://schemas.microsoft.com/office/drawing/2014/chartex" xmlns:cx1="http://schemas.microsoft.com/office/drawing/2015/9/8/chartex" xmlns:cx2="http://schemas.microsoft.com/office/drawing/2015/10/21/chartex" xmlns:cx3="http://schemas.microsoft.com/office/drawing/2016/5/9/chartex" xmlns:cx4="http://schemas.microsoft.com/office/drawing/2016/5/10/chartex" xmlns:cx5="http://schemas.microsoft.com/office/drawing/2016/5/11/chartex" xmlns:cx6="http://schemas.microsoft.com/office/drawing/2016/5/12/chartex" xmlns:cx7="http://schemas.microsoft.com/office/drawing/2016/5/13/chartex" xmlns:cx8="http://schemas.microsoft.com/office/drawing/2016/5/14/chartex" xmlns:mc="http://schemas.openxmlformats.org/markup-compatibility/2006" xmlns:aink="http://schemas.microsoft.com/office/drawing/2016/ink" xmlns:am3d="http://schemas.microsoft.com/office/drawing/2017/model3d" xmlns:o="urn:schemas-microsoft-com:office:office" xmlns:oel="http://schemas.microsoft.com/office/2019/extlst" xmlns:r="http://schemas.openxmlformats.org/officeDocument/2006/relationships" xmlns:m="http://schemas.openxmlformats.org/officeDocument/2006/math" xmlns:v="urn:schemas-microsoft-com:vml" xmlns:wp14="http://schemas.microsoft.com/office/word/2010/wordprocessingDrawing" xmlns:wp="http://schemas.openxmlformats.org/drawingml/2006/wordprocessingDrawing" xmlns:w10="urn:schemas-microsoft-com:office:word" xmlns:w="http://schemas.openxmlformats.org/wordprocessingml/2006/main" xmlns:w14="http://schemas.microsoft.com/office/word/2010/wordml" xmlns:w15="http://schemas.microsoft.com/office/word/2012/wordml" xmlns:w16cex="http://schemas.microsoft.com/office/word/2018/wordml/cex" xmlns:w16cid="http://schemas.microsoft.com/office/word/2016/wordml/cid" xmlns:w16="http://schemas.microsoft.com/office/word/2018/wordml" xmlns:w16du="http://schemas.microsoft.com/office/word/2023/wordml/word16du" xmlns:w16sdtdh="http://schemas.microsoft.com/office/word/2020/wordml/sdtdatahash" xmlns:w16sdtfl="http://schemas.microsoft.com/office/word/2024/wordml/sdtformatlock" xmlns:w16se="http://schemas.microsoft.com/office/word/2015/wordml/symex" xmlns:wpg="http://schemas.microsoft.com/office/word/2010/wordprocessingGroup" xmlns:wpi="http://schemas.microsoft.com/office/word/2010/wordprocessingInk" xmlns:wne="http://schemas.microsoft.com/office/word/2006/wordml" xmlns:wps="http://schemas.microsoft.com/office/word/2010/wordprocessingShape" mc:Ignorable="w14 w15 w16se w16cid w16 w16cex w16sdtdh w16sdtfl w16du wp14">
   <w:body>
     <w:tbl>
       <w:tblPr>
@@ -150,7 +150,7 @@
                 <w:sz w:val="44"/>
                 <w:szCs w:val="44"/>
               </w:rPr>
-              <w:t>Installateur</w:t>
+              <w:t>PluginIGN_Installer</w:t>
             </w:r>
             <w:r>
               <w:rPr>
@@ -199,7 +199,17 @@
                 <w:sz w:val="44"/>
                 <w:szCs w:val="44"/>
               </w:rPr>
-              <w:t>0.1</w:t>
+              <w:t>0.</w:t>
+            </w:r>
+            <w:r>
+              <w:rPr>
+                <w:rFonts w:ascii="Times New Roman" w:hAnsi="Times New Roman" w:cs="Times New Roman"/>
+                <w:b/>
+                <w:noProof/>
+                <w:sz w:val="44"/>
+                <w:szCs w:val="44"/>
+              </w:rPr>
+              <w:t>4</w:t>
             </w:r>
           </w:p>
         </w:tc>
@@ -440,7 +450,6 @@
                 <w:dataBinding w:prefixMappings="xmlns:ns0='http://schemas.microsoft.com/office/2006/metadata/properties' xmlns:ns1='http://www.w3.org/2001/XMLSchema-instance' xmlns:ns2='http://schemas.microsoft.com/office/infopath/2007/PartnerControls' xmlns:ns3='a1322699-2fbb-4cce-8aba-176c4fa97253' xmlns:ns4='http://schemas.microsoft.com/sharepoint/v3' xmlns:ns5='http://schemas.microsoft.com/sharepoint/v3/fields' xmlns:ns6='f0ff482e-aa3b-417e-9d65-5f4cb2656651' " w:xpath="/ns0:properties[1]/documentManagement[1]/ns3:Version_IGN[1]" w:storeItemID="{1159403A-C237-488E-8C5E-DABF9FCE7043}"/>
                 <w:text/>
               </w:sdtPr>
-              <w:sdtEndPr/>
               <w:sdtContent>
                 <w:r>
                   <w:rPr>
@@ -448,7 +457,15 @@
                     <w:b/>
                     <w:szCs w:val="18"/>
                   </w:rPr>
-                  <w:t>0.1</w:t>
+                  <w:t>0.</w:t>
+                </w:r>
+                <w:r>
+                  <w:rPr>
+                    <w:rFonts w:cs="Arial"/>
+                    <w:b/>
+                    <w:szCs w:val="18"/>
+                  </w:rPr>
+                  <w:t>4</w:t>
                 </w:r>
               </w:sdtContent>
             </w:sdt>
@@ -474,7 +491,6 @@
               <w:calendar w:val="gregorian"/>
             </w:date>
           </w:sdtPr>
-          <w:sdtEndPr/>
           <w:sdtContent>
             <w:tc>
               <w:tcPr>
@@ -887,7 +903,6 @@
                 <w:calendar w:val="gregorian"/>
               </w:date>
             </w:sdtPr>
-            <w:sdtEndPr/>
             <w:sdtContent>
               <w:p>
                 <w:pPr>
@@ -1105,7 +1120,14 @@
                 <w:rFonts w:cs="Arial"/>
                 <w:szCs w:val="18"/>
               </w:rPr>
-              <w:t>0.1</w:t>
+              <w:t>0.</w:t>
+            </w:r>
+            <w:r>
+              <w:rPr>
+                <w:rFonts w:cs="Arial"/>
+                <w:szCs w:val="18"/>
+              </w:rPr>
+              <w:t>4</w:t>
             </w:r>
           </w:p>
         </w:tc>
@@ -1262,8 +1284,10 @@
             <w:rPr>
               <w:rFonts w:asciiTheme="minorHAnsi" w:eastAsiaTheme="minorEastAsia" w:hAnsiTheme="minorHAnsi" w:cstheme="minorBidi"/>
               <w:smallCaps w:val="0"/>
-              <w:sz w:val="22"/>
-              <w:szCs w:val="22"/>
+              <w:kern w:val="2"/>
+              <w:sz w:val="24"/>
+              <w:szCs w:val="24"/>
+              <w14:ligatures w14:val="standardContextual"/>
             </w:rPr>
           </w:pPr>
           <w:r>
@@ -1275,7 +1299,7 @@
           <w:r>
             <w:fldChar w:fldCharType="separate"/>
           </w:r>
-          <w:hyperlink w:anchor="_Toc222210755" w:history="1">
+          <w:hyperlink w:anchor="_Toc226662009" w:history="1">
             <w:r>
               <w:rPr>
                 <w:rStyle w:val="Lienhypertexte"/>
@@ -1286,8 +1310,10 @@
               <w:rPr>
                 <w:rFonts w:asciiTheme="minorHAnsi" w:eastAsiaTheme="minorEastAsia" w:hAnsiTheme="minorHAnsi" w:cstheme="minorBidi"/>
                 <w:smallCaps w:val="0"/>
-                <w:sz w:val="22"/>
-                <w:szCs w:val="22"/>
+                <w:kern w:val="2"/>
+                <w:sz w:val="24"/>
+                <w:szCs w:val="24"/>
+                <w14:ligatures w14:val="standardContextual"/>
               </w:rPr>
               <w:tab/>
             </w:r>
@@ -1313,7 +1339,7 @@
               <w:rPr>
                 <w:webHidden/>
               </w:rPr>
-              <w:instrText xml:space="preserve"> PAGEREF _Toc222210755 \h </w:instrText>
+              <w:instrText xml:space="preserve"> PAGEREF _Toc226662009 \h </w:instrText>
             </w:r>
             <w:r>
               <w:rPr>
@@ -1346,11 +1372,13 @@
             <w:rPr>
               <w:rFonts w:asciiTheme="minorHAnsi" w:eastAsiaTheme="minorEastAsia" w:hAnsiTheme="minorHAnsi" w:cstheme="minorBidi"/>
               <w:smallCaps w:val="0"/>
-              <w:sz w:val="22"/>
-              <w:szCs w:val="22"/>
+              <w:kern w:val="2"/>
+              <w:sz w:val="24"/>
+              <w:szCs w:val="24"/>
+              <w14:ligatures w14:val="standardContextual"/>
             </w:rPr>
           </w:pPr>
-          <w:hyperlink w:anchor="_Toc222210756" w:history="1">
+          <w:hyperlink w:anchor="_Toc226662010" w:history="1">
             <w:r>
               <w:rPr>
                 <w:rStyle w:val="Lienhypertexte"/>
@@ -1361,8 +1389,10 @@
               <w:rPr>
                 <w:rFonts w:asciiTheme="minorHAnsi" w:eastAsiaTheme="minorEastAsia" w:hAnsiTheme="minorHAnsi" w:cstheme="minorBidi"/>
                 <w:smallCaps w:val="0"/>
-                <w:sz w:val="22"/>
-                <w:szCs w:val="22"/>
+                <w:kern w:val="2"/>
+                <w:sz w:val="24"/>
+                <w:szCs w:val="24"/>
+                <w14:ligatures w14:val="standardContextual"/>
               </w:rPr>
               <w:tab/>
             </w:r>
@@ -1388,7 +1418,7 @@
               <w:rPr>
                 <w:webHidden/>
               </w:rPr>
-              <w:instrText xml:space="preserve"> PAGEREF _Toc222210756 \h </w:instrText>
+              <w:instrText xml:space="preserve"> PAGEREF _Toc226662010 \h </w:instrText>
             </w:r>
             <w:r>
               <w:rPr>
@@ -1421,11 +1451,13 @@
             <w:rPr>
               <w:rFonts w:asciiTheme="minorHAnsi" w:eastAsiaTheme="minorEastAsia" w:hAnsiTheme="minorHAnsi" w:cstheme="minorBidi"/>
               <w:smallCaps w:val="0"/>
-              <w:sz w:val="22"/>
-              <w:szCs w:val="22"/>
+              <w:kern w:val="2"/>
+              <w:sz w:val="24"/>
+              <w:szCs w:val="24"/>
+              <w14:ligatures w14:val="standardContextual"/>
             </w:rPr>
           </w:pPr>
-          <w:hyperlink w:anchor="_Toc222210757" w:history="1">
+          <w:hyperlink w:anchor="_Toc226662011" w:history="1">
             <w:r>
               <w:rPr>
                 <w:rStyle w:val="Lienhypertexte"/>
@@ -1436,8 +1468,10 @@
               <w:rPr>
                 <w:rFonts w:asciiTheme="minorHAnsi" w:eastAsiaTheme="minorEastAsia" w:hAnsiTheme="minorHAnsi" w:cstheme="minorBidi"/>
                 <w:smallCaps w:val="0"/>
-                <w:sz w:val="22"/>
-                <w:szCs w:val="22"/>
+                <w:kern w:val="2"/>
+                <w:sz w:val="24"/>
+                <w:szCs w:val="24"/>
+                <w14:ligatures w14:val="standardContextual"/>
               </w:rPr>
               <w:tab/>
             </w:r>
@@ -1463,7 +1497,7 @@
               <w:rPr>
                 <w:webHidden/>
               </w:rPr>
-              <w:instrText xml:space="preserve"> PAGEREF _Toc222210757 \h </w:instrText>
+              <w:instrText xml:space="preserve"> PAGEREF _Toc226662011 \h </w:instrText>
             </w:r>
             <w:r>
               <w:rPr>
@@ -1523,7 +1557,7 @@
       <w:pPr>
         <w:pStyle w:val="Titre1"/>
       </w:pPr>
-      <w:bookmarkStart w:id="1" w:name="_Toc222210755"/>
+      <w:bookmarkStart w:id="1" w:name="_Toc226662009"/>
       <w:r>
         <w:lastRenderedPageBreak/>
         <w:t>Résumé</w:t>
@@ -1538,12 +1572,21 @@
     </w:p>
     <w:p>
       <w:r>
-        <w:t>Les plugins à installer sont stockés dans un dépôt GitHub.</w:t>
+        <w:t>Les plugins à installer sont stockés dans un dépôt GitHub</w:t>
+      </w:r>
+      <w:r>
+        <w:t xml:space="preserve"> ou dans le dépôt officiel QGIS</w:t>
       </w:r>
     </w:p>
     <w:p>
       <w:r>
-        <w:t>Cette application compare le dépôt GitHub avec les extensions installées sous QGIS.</w:t>
+        <w:t>Cette application compare le dépôt GitHub</w:t>
+      </w:r>
+      <w:r>
+        <w:t xml:space="preserve"> ou dépôt officiel QGIS</w:t>
+      </w:r>
+      <w:r>
+        <w:t xml:space="preserve"> avec les extensions installées sous QGIS.</w:t>
       </w:r>
     </w:p>
     <w:p/>
@@ -1551,7 +1594,7 @@
       <w:pPr>
         <w:pStyle w:val="Titre1"/>
       </w:pPr>
-      <w:bookmarkStart w:id="2" w:name="_Toc222210756"/>
+      <w:bookmarkStart w:id="2" w:name="_Toc226662010"/>
       <w:r>
         <w:t>Lancement de l’application</w:t>
       </w:r>
@@ -1560,22 +1603,32 @@
     <w:p/>
     <w:p>
       <w:r>
-        <w:t>L’application récupère les différents profils QGIS.</w:t>
+        <w:t xml:space="preserve">Cette application est compatible QGIS 3 et 4, veuillez renseigner dans </w:t>
+      </w:r>
+      <w:proofErr w:type="gramStart"/>
+      <w:r>
+        <w:t>quel version</w:t>
+      </w:r>
+      <w:proofErr w:type="gramEnd"/>
+      <w:r>
+        <w:t xml:space="preserve"> de QGIS vous voulez installer les plugins</w:t>
       </w:r>
     </w:p>
     <w:p>
       <w:pPr>
         <w:jc w:val="center"/>
       </w:pPr>
+    </w:p>
+    <w:p>
+      <w:pPr>
+        <w:jc w:val="center"/>
+      </w:pPr>
       <w:r>
-        <w:rPr>
-          <w:noProof/>
-        </w:rPr>
         <w:drawing>
-          <wp:inline distT="0" distB="0" distL="0" distR="0" wp14:anchorId="591F4B71" wp14:editId="40762F8A">
-            <wp:extent cx="1478942" cy="893222"/>
-            <wp:effectExtent l="0" t="0" r="6985" b="2540"/>
-            <wp:docPr id="1" name="Image 1" descr="Une image contenant texte, Police, nombre, ligne&#10;&#10;Description générée automatiquement"/>
+          <wp:inline distT="0" distB="0" distL="0" distR="0" wp14:anchorId="6B04AA47" wp14:editId="5E68A07B">
+            <wp:extent cx="2352675" cy="1176338"/>
+            <wp:effectExtent l="0" t="0" r="0" b="5080"/>
+            <wp:docPr id="672589959" name="Image 1" descr="Une image contenant texte, capture d’écran, logiciel, affichage&#10;&#10;Le contenu généré par l’IA peut être incorrect."/>
             <wp:cNvGraphicFramePr>
               <a:graphicFrameLocks xmlns:a="http://schemas.openxmlformats.org/drawingml/2006/main" noChangeAspect="1"/>
             </wp:cNvGraphicFramePr>
@@ -1583,17 +1636,11 @@
               <a:graphicData uri="http://schemas.openxmlformats.org/drawingml/2006/picture">
                 <pic:pic xmlns:pic="http://schemas.openxmlformats.org/drawingml/2006/picture">
                   <pic:nvPicPr>
-                    <pic:cNvPr id="1" name="Image 1" descr="Une image contenant texte, Police, nombre, ligne&#10;&#10;Description générée automatiquement"/>
+                    <pic:cNvPr id="672589959" name="Image 1" descr="Une image contenant texte, capture d’écran, logiciel, affichage&#10;&#10;Le contenu généré par l’IA peut être incorrect."/>
                     <pic:cNvPicPr/>
                   </pic:nvPicPr>
                   <pic:blipFill>
-                    <a:blip r:embed="rId12">
-                      <a:extLst>
-                        <a:ext uri="{28A0092B-C50C-407E-A947-70E740481C1C}">
-                          <a14:useLocalDpi xmlns:a14="http://schemas.microsoft.com/office/drawing/2010/main" val="0"/>
-                        </a:ext>
-                      </a:extLst>
-                    </a:blip>
+                    <a:blip r:embed="rId12"/>
                     <a:stretch>
                       <a:fillRect/>
                     </a:stretch>
@@ -1601,7 +1648,7 @@
                   <pic:spPr>
                     <a:xfrm>
                       <a:off x="0" y="0"/>
-                      <a:ext cx="1487445" cy="898357"/>
+                      <a:ext cx="2357704" cy="1178853"/>
                     </a:xfrm>
                     <a:prstGeom prst="rect">
                       <a:avLst/>
@@ -1615,9 +1662,61 @@
       </w:r>
     </w:p>
     <w:p>
+      <w:pPr>
+        <w:jc w:val="center"/>
+      </w:pPr>
+    </w:p>
+    <w:p>
       <w:r>
-        <w:t>L’installation des plugins s’effectuera dans le profil choisi.</w:t>
+        <w:t>Pour chaque version de QGIS, il est possible d’installer les plugins dans des profils différents.</w:t>
       </w:r>
+    </w:p>
+    <w:p>
+      <w:pPr>
+        <w:jc w:val="center"/>
+      </w:pPr>
+      <w:r>
+        <w:drawing>
+          <wp:inline distT="0" distB="0" distL="0" distR="0" wp14:anchorId="35D32947" wp14:editId="74C1DB60">
+            <wp:extent cx="1323975" cy="1005140"/>
+            <wp:effectExtent l="0" t="0" r="0" b="5080"/>
+            <wp:docPr id="1145695702" name="Image 1" descr="Une image contenant texte, capture d’écran, Police, nombre&#10;&#10;Le contenu généré par l’IA peut être incorrect."/>
+            <wp:cNvGraphicFramePr>
+              <a:graphicFrameLocks xmlns:a="http://schemas.openxmlformats.org/drawingml/2006/main" noChangeAspect="1"/>
+            </wp:cNvGraphicFramePr>
+            <a:graphic xmlns:a="http://schemas.openxmlformats.org/drawingml/2006/main">
+              <a:graphicData uri="http://schemas.openxmlformats.org/drawingml/2006/picture">
+                <pic:pic xmlns:pic="http://schemas.openxmlformats.org/drawingml/2006/picture">
+                  <pic:nvPicPr>
+                    <pic:cNvPr id="1145695702" name="Image 1" descr="Une image contenant texte, capture d’écran, Police, nombre&#10;&#10;Le contenu généré par l’IA peut être incorrect."/>
+                    <pic:cNvPicPr/>
+                  </pic:nvPicPr>
+                  <pic:blipFill>
+                    <a:blip r:embed="rId13"/>
+                    <a:stretch>
+                      <a:fillRect/>
+                    </a:stretch>
+                  </pic:blipFill>
+                  <pic:spPr>
+                    <a:xfrm>
+                      <a:off x="0" y="0"/>
+                      <a:ext cx="1329748" cy="1009522"/>
+                    </a:xfrm>
+                    <a:prstGeom prst="rect">
+                      <a:avLst/>
+                    </a:prstGeom>
+                  </pic:spPr>
+                </pic:pic>
+              </a:graphicData>
+            </a:graphic>
+          </wp:inline>
+        </w:drawing>
+      </w:r>
+    </w:p>
+    <w:p>
+      <w:pPr>
+        <w:jc w:val="center"/>
+      </w:pPr>
     </w:p>
     <w:p/>
     <w:p>
@@ -1627,14 +1726,11 @@
     </w:p>
     <w:p>
       <w:r>
-        <w:rPr>
-          <w:noProof/>
-        </w:rPr>
         <w:drawing>
-          <wp:inline distT="0" distB="0" distL="0" distR="0" wp14:anchorId="1ACD5063" wp14:editId="0F1FAF8C">
-            <wp:extent cx="5494351" cy="1893007"/>
-            <wp:effectExtent l="0" t="0" r="0" b="0"/>
-            <wp:docPr id="3" name="Image 3" descr="Une image contenant texte, capture d’écran, nombre, logiciel&#10;&#10;Description générée automatiquement"/>
+          <wp:inline distT="0" distB="0" distL="0" distR="0" wp14:anchorId="633999EE" wp14:editId="25225346">
+            <wp:extent cx="6253480" cy="1671320"/>
+            <wp:effectExtent l="0" t="0" r="0" b="5080"/>
+            <wp:docPr id="301694264" name="Image 1" descr="Une image contenant texte, nombre, ligne, Police&#10;&#10;Le contenu généré par l’IA peut être incorrect."/>
             <wp:cNvGraphicFramePr>
               <a:graphicFrameLocks xmlns:a="http://schemas.openxmlformats.org/drawingml/2006/main" noChangeAspect="1"/>
             </wp:cNvGraphicFramePr>
@@ -1642,17 +1738,11 @@
               <a:graphicData uri="http://schemas.openxmlformats.org/drawingml/2006/picture">
                 <pic:pic xmlns:pic="http://schemas.openxmlformats.org/drawingml/2006/picture">
                   <pic:nvPicPr>
-                    <pic:cNvPr id="3" name="Image 3" descr="Une image contenant texte, capture d’écran, nombre, logiciel&#10;&#10;Description générée automatiquement"/>
+                    <pic:cNvPr id="301694264" name="Image 1" descr="Une image contenant texte, nombre, ligne, Police&#10;&#10;Le contenu généré par l’IA peut être incorrect."/>
                     <pic:cNvPicPr/>
                   </pic:nvPicPr>
                   <pic:blipFill>
-                    <a:blip r:embed="rId13">
-                      <a:extLst>
-                        <a:ext uri="{28A0092B-C50C-407E-A947-70E740481C1C}">
-                          <a14:useLocalDpi xmlns:a14="http://schemas.microsoft.com/office/drawing/2010/main" val="0"/>
-                        </a:ext>
-                      </a:extLst>
-                    </a:blip>
+                    <a:blip r:embed="rId14"/>
                     <a:stretch>
                       <a:fillRect/>
                     </a:stretch>
@@ -1660,7 +1750,7 @@
                   <pic:spPr>
                     <a:xfrm>
                       <a:off x="0" y="0"/>
-                      <a:ext cx="5498053" cy="1894283"/>
+                      <a:ext cx="6253480" cy="1671320"/>
                     </a:xfrm>
                     <a:prstGeom prst="rect">
                       <a:avLst/>
@@ -1688,7 +1778,10 @@
         </w:numPr>
       </w:pPr>
       <w:r>
-        <w:t>Version disponible : version du plugin correspondant dans le dépôt GitHub.</w:t>
+        <w:t>Version disponible : version du plugin correspondant dans le dépôt GitHub</w:t>
+      </w:r>
+      <w:r>
+        <w:t xml:space="preserve"> (ou dépôt officiel QGIS)</w:t>
       </w:r>
     </w:p>
     <w:p>
@@ -1700,13 +1793,7 @@
         </w:numPr>
       </w:pPr>
       <w:r>
-        <w:t xml:space="preserve">Version installée : </w:t>
-      </w:r>
-      <w:r>
-        <w:t xml:space="preserve">version du plugin correspondant </w:t>
-      </w:r>
-      <w:r>
-        <w:t>installé dans QGIS.</w:t>
+        <w:t>Version installée : version du plugin correspondant installé dans QGIS.</w:t>
       </w:r>
     </w:p>
     <w:p/>
@@ -1714,7 +1801,7 @@
       <w:pPr>
         <w:pStyle w:val="Titre1"/>
       </w:pPr>
-      <w:bookmarkStart w:id="3" w:name="_Toc222210757"/>
+      <w:bookmarkStart w:id="3" w:name="_Toc226662011"/>
       <w:r>
         <w:t>Installation des plugins sélectionnés</w:t>
       </w:r>
@@ -1752,18 +1839,16 @@
       <w:r>
         <w:t xml:space="preserve">Si le plugin maitre est déjà installé, il sera remplacé, seul le fichier de configuration ne sera pas remplacé afin de </w:t>
       </w:r>
-      <w:proofErr w:type="gramStart"/>
       <w:r>
-        <w:t>sauvegardé</w:t>
+        <w:t>sauvegarder</w:t>
       </w:r>
-      <w:proofErr w:type="gramEnd"/>
       <w:r>
         <w:t xml:space="preserve"> la configuration initiale.</w:t>
       </w:r>
     </w:p>
     <w:sectPr>
-      <w:footerReference w:type="default" r:id="rId14"/>
-      <w:footerReference w:type="first" r:id="rId15"/>
+      <w:footerReference w:type="default" r:id="rId15"/>
+      <w:footerReference w:type="first" r:id="rId16"/>
       <w:pgSz w:w="11906" w:h="16838" w:code="9"/>
       <w:pgMar w:top="851" w:right="924" w:bottom="1616" w:left="1134" w:header="709" w:footer="607" w:gutter="0"/>
       <w:cols w:space="708"/>
@@ -1774,7 +1859,7 @@
 </file>
 
 <file path=word/endnotes.xml><?xml version="1.0" encoding="utf-8"?>
-<w:endnotes xmlns:wpc="http://schemas.microsoft.com/office/word/2010/wordprocessingCanvas" xmlns:cx="http://schemas.microsoft.com/office/drawing/2014/chartex" xmlns:cx1="http://schemas.microsoft.com/office/drawing/2015/9/8/chartex" xmlns:cx2="http://schemas.microsoft.com/office/drawing/2015/10/21/chartex" xmlns:cx3="http://schemas.microsoft.com/office/drawing/2016/5/9/chartex" xmlns:cx4="http://schemas.microsoft.com/office/drawing/2016/5/10/chartex" xmlns:cx5="http://schemas.microsoft.com/office/drawing/2016/5/11/chartex" xmlns:cx6="http://schemas.microsoft.com/office/drawing/2016/5/12/chartex" xmlns:cx7="http://schemas.microsoft.com/office/drawing/2016/5/13/chartex" xmlns:cx8="http://schemas.microsoft.com/office/drawing/2016/5/14/chartex" xmlns:mc="http://schemas.openxmlformats.org/markup-compatibility/2006" xmlns:aink="http://schemas.microsoft.com/office/drawing/2016/ink" xmlns:am3d="http://schemas.microsoft.com/office/drawing/2017/model3d" xmlns:o="urn:schemas-microsoft-com:office:office" xmlns:r="http://schemas.openxmlformats.org/officeDocument/2006/relationships" xmlns:m="http://schemas.openxmlformats.org/officeDocument/2006/math" xmlns:v="urn:schemas-microsoft-com:vml" xmlns:wp14="http://schemas.microsoft.com/office/word/2010/wordprocessingDrawing" xmlns:wp="http://schemas.openxmlformats.org/drawingml/2006/wordprocessingDrawing" xmlns:w10="urn:schemas-microsoft-com:office:word" xmlns:w="http://schemas.openxmlformats.org/wordprocessingml/2006/main" xmlns:w14="http://schemas.microsoft.com/office/word/2010/wordml" xmlns:w15="http://schemas.microsoft.com/office/word/2012/wordml" xmlns:w16cex="http://schemas.microsoft.com/office/word/2018/wordml/cex" xmlns:w16cid="http://schemas.microsoft.com/office/word/2016/wordml/cid" xmlns:w16="http://schemas.microsoft.com/office/word/2018/wordml" xmlns:w16sdtdh="http://schemas.microsoft.com/office/word/2020/wordml/sdtdatahash" xmlns:w16se="http://schemas.microsoft.com/office/word/2015/wordml/symex" xmlns:wpg="http://schemas.microsoft.com/office/word/2010/wordprocessingGroup" xmlns:wpi="http://schemas.microsoft.com/office/word/2010/wordprocessingInk" xmlns:wne="http://schemas.microsoft.com/office/word/2006/wordml" xmlns:wps="http://schemas.microsoft.com/office/word/2010/wordprocessingShape" mc:Ignorable="w14 w15 w16se w16cid w16 w16cex w16sdtdh wp14">
+<w:endnotes xmlns:wpc="http://schemas.microsoft.com/office/word/2010/wordprocessingCanvas" xmlns:cx="http://schemas.microsoft.com/office/drawing/2014/chartex" xmlns:cx1="http://schemas.microsoft.com/office/drawing/2015/9/8/chartex" xmlns:cx2="http://schemas.microsoft.com/office/drawing/2015/10/21/chartex" xmlns:cx3="http://schemas.microsoft.com/office/drawing/2016/5/9/chartex" xmlns:cx4="http://schemas.microsoft.com/office/drawing/2016/5/10/chartex" xmlns:cx5="http://schemas.microsoft.com/office/drawing/2016/5/11/chartex" xmlns:cx6="http://schemas.microsoft.com/office/drawing/2016/5/12/chartex" xmlns:cx7="http://schemas.microsoft.com/office/drawing/2016/5/13/chartex" xmlns:cx8="http://schemas.microsoft.com/office/drawing/2016/5/14/chartex" xmlns:mc="http://schemas.openxmlformats.org/markup-compatibility/2006" xmlns:aink="http://schemas.microsoft.com/office/drawing/2016/ink" xmlns:am3d="http://schemas.microsoft.com/office/drawing/2017/model3d" xmlns:o="urn:schemas-microsoft-com:office:office" xmlns:oel="http://schemas.microsoft.com/office/2019/extlst" xmlns:r="http://schemas.openxmlformats.org/officeDocument/2006/relationships" xmlns:m="http://schemas.openxmlformats.org/officeDocument/2006/math" xmlns:v="urn:schemas-microsoft-com:vml" xmlns:wp14="http://schemas.microsoft.com/office/word/2010/wordprocessingDrawing" xmlns:wp="http://schemas.openxmlformats.org/drawingml/2006/wordprocessingDrawing" xmlns:w10="urn:schemas-microsoft-com:office:word" xmlns:w="http://schemas.openxmlformats.org/wordprocessingml/2006/main" xmlns:w14="http://schemas.microsoft.com/office/word/2010/wordml" xmlns:w15="http://schemas.microsoft.com/office/word/2012/wordml" xmlns:w16cex="http://schemas.microsoft.com/office/word/2018/wordml/cex" xmlns:w16cid="http://schemas.microsoft.com/office/word/2016/wordml/cid" xmlns:w16="http://schemas.microsoft.com/office/word/2018/wordml" xmlns:w16du="http://schemas.microsoft.com/office/word/2023/wordml/word16du" xmlns:w16sdtdh="http://schemas.microsoft.com/office/word/2020/wordml/sdtdatahash" xmlns:w16sdtfl="http://schemas.microsoft.com/office/word/2024/wordml/sdtformatlock" xmlns:w16se="http://schemas.microsoft.com/office/word/2015/wordml/symex" xmlns:wpg="http://schemas.microsoft.com/office/word/2010/wordprocessingGroup" xmlns:wpi="http://schemas.microsoft.com/office/word/2010/wordprocessingInk" xmlns:wne="http://schemas.microsoft.com/office/word/2006/wordml" xmlns:wps="http://schemas.microsoft.com/office/word/2010/wordprocessingShape" mc:Ignorable="w14 w15 w16se w16cid w16 w16cex w16sdtdh w16sdtfl w16du wp14">
   <w:endnote w:type="separator" w:id="-1">
     <w:p>
       <w:r>
@@ -1793,7 +1878,7 @@
 </file>
 
 <file path=word/footer1.xml><?xml version="1.0" encoding="utf-8"?>
-<w:ftr xmlns:wpc="http://schemas.microsoft.com/office/word/2010/wordprocessingCanvas" xmlns:cx="http://schemas.microsoft.com/office/drawing/2014/chartex" xmlns:cx1="http://schemas.microsoft.com/office/drawing/2015/9/8/chartex" xmlns:cx2="http://schemas.microsoft.com/office/drawing/2015/10/21/chartex" xmlns:cx3="http://schemas.microsoft.com/office/drawing/2016/5/9/chartex" xmlns:cx4="http://schemas.microsoft.com/office/drawing/2016/5/10/chartex" xmlns:cx5="http://schemas.microsoft.com/office/drawing/2016/5/11/chartex" xmlns:cx6="http://schemas.microsoft.com/office/drawing/2016/5/12/chartex" xmlns:cx7="http://schemas.microsoft.com/office/drawing/2016/5/13/chartex" xmlns:cx8="http://schemas.microsoft.com/office/drawing/2016/5/14/chartex" xmlns:mc="http://schemas.openxmlformats.org/markup-compatibility/2006" xmlns:aink="http://schemas.microsoft.com/office/drawing/2016/ink" xmlns:am3d="http://schemas.microsoft.com/office/drawing/2017/model3d" xmlns:o="urn:schemas-microsoft-com:office:office" xmlns:r="http://schemas.openxmlformats.org/officeDocument/2006/relationships" xmlns:m="http://schemas.openxmlformats.org/officeDocument/2006/math" xmlns:v="urn:schemas-microsoft-com:vml" xmlns:wp14="http://schemas.microsoft.com/office/word/2010/wordprocessingDrawing" xmlns:wp="http://schemas.openxmlformats.org/drawingml/2006/wordprocessingDrawing" xmlns:w10="urn:schemas-microsoft-com:office:word" xmlns:w="http://schemas.openxmlformats.org/wordprocessingml/2006/main" xmlns:w14="http://schemas.microsoft.com/office/word/2010/wordml" xmlns:w15="http://schemas.microsoft.com/office/word/2012/wordml" xmlns:w16cex="http://schemas.microsoft.com/office/word/2018/wordml/cex" xmlns:w16cid="http://schemas.microsoft.com/office/word/2016/wordml/cid" xmlns:w16="http://schemas.microsoft.com/office/word/2018/wordml" xmlns:w16sdtdh="http://schemas.microsoft.com/office/word/2020/wordml/sdtdatahash" xmlns:w16se="http://schemas.microsoft.com/office/word/2015/wordml/symex" xmlns:wpg="http://schemas.microsoft.com/office/word/2010/wordprocessingGroup" xmlns:wpi="http://schemas.microsoft.com/office/word/2010/wordprocessingInk" xmlns:wne="http://schemas.microsoft.com/office/word/2006/wordml" xmlns:wps="http://schemas.microsoft.com/office/word/2010/wordprocessingShape" mc:Ignorable="w14 w15 w16se w16cid w16 w16cex w16sdtdh wp14">
+<w:ftr xmlns:wpc="http://schemas.microsoft.com/office/word/2010/wordprocessingCanvas" xmlns:cx="http://schemas.microsoft.com/office/drawing/2014/chartex" xmlns:cx1="http://schemas.microsoft.com/office/drawing/2015/9/8/chartex" xmlns:cx2="http://schemas.microsoft.com/office/drawing/2015/10/21/chartex" xmlns:cx3="http://schemas.microsoft.com/office/drawing/2016/5/9/chartex" xmlns:cx4="http://schemas.microsoft.com/office/drawing/2016/5/10/chartex" xmlns:cx5="http://schemas.microsoft.com/office/drawing/2016/5/11/chartex" xmlns:cx6="http://schemas.microsoft.com/office/drawing/2016/5/12/chartex" xmlns:cx7="http://schemas.microsoft.com/office/drawing/2016/5/13/chartex" xmlns:cx8="http://schemas.microsoft.com/office/drawing/2016/5/14/chartex" xmlns:mc="http://schemas.openxmlformats.org/markup-compatibility/2006" xmlns:aink="http://schemas.microsoft.com/office/drawing/2016/ink" xmlns:am3d="http://schemas.microsoft.com/office/drawing/2017/model3d" xmlns:o="urn:schemas-microsoft-com:office:office" xmlns:oel="http://schemas.microsoft.com/office/2019/extlst" xmlns:r="http://schemas.openxmlformats.org/officeDocument/2006/relationships" xmlns:m="http://schemas.openxmlformats.org/officeDocument/2006/math" xmlns:v="urn:schemas-microsoft-com:vml" xmlns:wp14="http://schemas.microsoft.com/office/word/2010/wordprocessingDrawing" xmlns:wp="http://schemas.openxmlformats.org/drawingml/2006/wordprocessingDrawing" xmlns:w10="urn:schemas-microsoft-com:office:word" xmlns:w="http://schemas.openxmlformats.org/wordprocessingml/2006/main" xmlns:w14="http://schemas.microsoft.com/office/word/2010/wordml" xmlns:w15="http://schemas.microsoft.com/office/word/2012/wordml" xmlns:w16cex="http://schemas.microsoft.com/office/word/2018/wordml/cex" xmlns:w16cid="http://schemas.microsoft.com/office/word/2016/wordml/cid" xmlns:w16="http://schemas.microsoft.com/office/word/2018/wordml" xmlns:w16du="http://schemas.microsoft.com/office/word/2023/wordml/word16du" xmlns:w16sdtdh="http://schemas.microsoft.com/office/word/2020/wordml/sdtdatahash" xmlns:w16sdtfl="http://schemas.microsoft.com/office/word/2024/wordml/sdtformatlock" xmlns:w16se="http://schemas.microsoft.com/office/word/2015/wordml/symex" xmlns:wpg="http://schemas.microsoft.com/office/word/2010/wordprocessingGroup" xmlns:wpi="http://schemas.microsoft.com/office/word/2010/wordprocessingInk" xmlns:wne="http://schemas.microsoft.com/office/word/2006/wordml" xmlns:wps="http://schemas.microsoft.com/office/word/2010/wordprocessingShape" mc:Ignorable="w14 w15 w16se w16cid w16 w16cex w16sdtdh w16sdtfl w16du wp14">
   <w:tbl>
     <w:tblPr>
       <w:tblW w:w="10228" w:type="dxa"/>
@@ -2004,7 +2089,6 @@
               <w:calendar w:val="gregorian"/>
             </w:date>
           </w:sdtPr>
-          <w:sdtEndPr/>
           <w:sdtContent>
             <w:p>
               <w:pPr>
@@ -2193,7 +2277,7 @@
 </file>
 
 <file path=word/footer2.xml><?xml version="1.0" encoding="utf-8"?>
-<w:ftr xmlns:wpc="http://schemas.microsoft.com/office/word/2010/wordprocessingCanvas" xmlns:cx="http://schemas.microsoft.com/office/drawing/2014/chartex" xmlns:cx1="http://schemas.microsoft.com/office/drawing/2015/9/8/chartex" xmlns:cx2="http://schemas.microsoft.com/office/drawing/2015/10/21/chartex" xmlns:cx3="http://schemas.microsoft.com/office/drawing/2016/5/9/chartex" xmlns:cx4="http://schemas.microsoft.com/office/drawing/2016/5/10/chartex" xmlns:cx5="http://schemas.microsoft.com/office/drawing/2016/5/11/chartex" xmlns:cx6="http://schemas.microsoft.com/office/drawing/2016/5/12/chartex" xmlns:cx7="http://schemas.microsoft.com/office/drawing/2016/5/13/chartex" xmlns:cx8="http://schemas.microsoft.com/office/drawing/2016/5/14/chartex" xmlns:mc="http://schemas.openxmlformats.org/markup-compatibility/2006" xmlns:aink="http://schemas.microsoft.com/office/drawing/2016/ink" xmlns:am3d="http://schemas.microsoft.com/office/drawing/2017/model3d" xmlns:o="urn:schemas-microsoft-com:office:office" xmlns:r="http://schemas.openxmlformats.org/officeDocument/2006/relationships" xmlns:m="http://schemas.openxmlformats.org/officeDocument/2006/math" xmlns:v="urn:schemas-microsoft-com:vml" xmlns:wp14="http://schemas.microsoft.com/office/word/2010/wordprocessingDrawing" xmlns:wp="http://schemas.openxmlformats.org/drawingml/2006/wordprocessingDrawing" xmlns:w10="urn:schemas-microsoft-com:office:word" xmlns:w="http://schemas.openxmlformats.org/wordprocessingml/2006/main" xmlns:w14="http://schemas.microsoft.com/office/word/2010/wordml" xmlns:w15="http://schemas.microsoft.com/office/word/2012/wordml" xmlns:w16cex="http://schemas.microsoft.com/office/word/2018/wordml/cex" xmlns:w16cid="http://schemas.microsoft.com/office/word/2016/wordml/cid" xmlns:w16="http://schemas.microsoft.com/office/word/2018/wordml" xmlns:w16sdtdh="http://schemas.microsoft.com/office/word/2020/wordml/sdtdatahash" xmlns:w16se="http://schemas.microsoft.com/office/word/2015/wordml/symex" xmlns:wpg="http://schemas.microsoft.com/office/word/2010/wordprocessingGroup" xmlns:wpi="http://schemas.microsoft.com/office/word/2010/wordprocessingInk" xmlns:wne="http://schemas.microsoft.com/office/word/2006/wordml" xmlns:wps="http://schemas.microsoft.com/office/word/2010/wordprocessingShape" mc:Ignorable="w14 w15 w16se w16cid w16 w16cex w16sdtdh wp14">
+<w:ftr xmlns:wpc="http://schemas.microsoft.com/office/word/2010/wordprocessingCanvas" xmlns:cx="http://schemas.microsoft.com/office/drawing/2014/chartex" xmlns:cx1="http://schemas.microsoft.com/office/drawing/2015/9/8/chartex" xmlns:cx2="http://schemas.microsoft.com/office/drawing/2015/10/21/chartex" xmlns:cx3="http://schemas.microsoft.com/office/drawing/2016/5/9/chartex" xmlns:cx4="http://schemas.microsoft.com/office/drawing/2016/5/10/chartex" xmlns:cx5="http://schemas.microsoft.com/office/drawing/2016/5/11/chartex" xmlns:cx6="http://schemas.microsoft.com/office/drawing/2016/5/12/chartex" xmlns:cx7="http://schemas.microsoft.com/office/drawing/2016/5/13/chartex" xmlns:cx8="http://schemas.microsoft.com/office/drawing/2016/5/14/chartex" xmlns:mc="http://schemas.openxmlformats.org/markup-compatibility/2006" xmlns:aink="http://schemas.microsoft.com/office/drawing/2016/ink" xmlns:am3d="http://schemas.microsoft.com/office/drawing/2017/model3d" xmlns:o="urn:schemas-microsoft-com:office:office" xmlns:oel="http://schemas.microsoft.com/office/2019/extlst" xmlns:r="http://schemas.openxmlformats.org/officeDocument/2006/relationships" xmlns:m="http://schemas.openxmlformats.org/officeDocument/2006/math" xmlns:v="urn:schemas-microsoft-com:vml" xmlns:wp14="http://schemas.microsoft.com/office/word/2010/wordprocessingDrawing" xmlns:wp="http://schemas.openxmlformats.org/drawingml/2006/wordprocessingDrawing" xmlns:w10="urn:schemas-microsoft-com:office:word" xmlns:w="http://schemas.openxmlformats.org/wordprocessingml/2006/main" xmlns:w14="http://schemas.microsoft.com/office/word/2010/wordml" xmlns:w15="http://schemas.microsoft.com/office/word/2012/wordml" xmlns:w16cex="http://schemas.microsoft.com/office/word/2018/wordml/cex" xmlns:w16cid="http://schemas.microsoft.com/office/word/2016/wordml/cid" xmlns:w16="http://schemas.microsoft.com/office/word/2018/wordml" xmlns:w16du="http://schemas.microsoft.com/office/word/2023/wordml/word16du" xmlns:w16sdtdh="http://schemas.microsoft.com/office/word/2020/wordml/sdtdatahash" xmlns:w16sdtfl="http://schemas.microsoft.com/office/word/2024/wordml/sdtformatlock" xmlns:w16se="http://schemas.microsoft.com/office/word/2015/wordml/symex" xmlns:wpg="http://schemas.microsoft.com/office/word/2010/wordprocessingGroup" xmlns:wpi="http://schemas.microsoft.com/office/word/2010/wordprocessingInk" xmlns:wne="http://schemas.microsoft.com/office/word/2006/wordml" xmlns:wps="http://schemas.microsoft.com/office/word/2010/wordprocessingShape" mc:Ignorable="w14 w15 w16se w16cid w16 w16cex w16sdtdh w16sdtfl w16du wp14">
   <w:p>
     <w:pPr>
       <w:pStyle w:val="Pieddepage"/>
@@ -2241,7 +2325,7 @@
 </file>
 
 <file path=word/footnotes.xml><?xml version="1.0" encoding="utf-8"?>
-<w:footnotes xmlns:wpc="http://schemas.microsoft.com/office/word/2010/wordprocessingCanvas" xmlns:cx="http://schemas.microsoft.com/office/drawing/2014/chartex" xmlns:cx1="http://schemas.microsoft.com/office/drawing/2015/9/8/chartex" xmlns:cx2="http://schemas.microsoft.com/office/drawing/2015/10/21/chartex" xmlns:cx3="http://schemas.microsoft.com/office/drawing/2016/5/9/chartex" xmlns:cx4="http://schemas.microsoft.com/office/drawing/2016/5/10/chartex" xmlns:cx5="http://schemas.microsoft.com/office/drawing/2016/5/11/chartex" xmlns:cx6="http://schemas.microsoft.com/office/drawing/2016/5/12/chartex" xmlns:cx7="http://schemas.microsoft.com/office/drawing/2016/5/13/chartex" xmlns:cx8="http://schemas.microsoft.com/office/drawing/2016/5/14/chartex" xmlns:mc="http://schemas.openxmlformats.org/markup-compatibility/2006" xmlns:aink="http://schemas.microsoft.com/office/drawing/2016/ink" xmlns:am3d="http://schemas.microsoft.com/office/drawing/2017/model3d" xmlns:o="urn:schemas-microsoft-com:office:office" xmlns:r="http://schemas.openxmlformats.org/officeDocument/2006/relationships" xmlns:m="http://schemas.openxmlformats.org/officeDocument/2006/math" xmlns:v="urn:schemas-microsoft-com:vml" xmlns:wp14="http://schemas.microsoft.com/office/word/2010/wordprocessingDrawing" xmlns:wp="http://schemas.openxmlformats.org/drawingml/2006/wordprocessingDrawing" xmlns:w10="urn:schemas-microsoft-com:office:word" xmlns:w="http://schemas.openxmlformats.org/wordprocessingml/2006/main" xmlns:w14="http://schemas.microsoft.com/office/word/2010/wordml" xmlns:w15="http://schemas.microsoft.com/office/word/2012/wordml" xmlns:w16cex="http://schemas.microsoft.com/office/word/2018/wordml/cex" xmlns:w16cid="http://schemas.microsoft.com/office/word/2016/wordml/cid" xmlns:w16="http://schemas.microsoft.com/office/word/2018/wordml" xmlns:w16sdtdh="http://schemas.microsoft.com/office/word/2020/wordml/sdtdatahash" xmlns:w16se="http://schemas.microsoft.com/office/word/2015/wordml/symex" xmlns:wpg="http://schemas.microsoft.com/office/word/2010/wordprocessingGroup" xmlns:wpi="http://schemas.microsoft.com/office/word/2010/wordprocessingInk" xmlns:wne="http://schemas.microsoft.com/office/word/2006/wordml" xmlns:wps="http://schemas.microsoft.com/office/word/2010/wordprocessingShape" mc:Ignorable="w14 w15 w16se w16cid w16 w16cex w16sdtdh wp14">
+<w:footnotes xmlns:wpc="http://schemas.microsoft.com/office/word/2010/wordprocessingCanvas" xmlns:cx="http://schemas.microsoft.com/office/drawing/2014/chartex" xmlns:cx1="http://schemas.microsoft.com/office/drawing/2015/9/8/chartex" xmlns:cx2="http://schemas.microsoft.com/office/drawing/2015/10/21/chartex" xmlns:cx3="http://schemas.microsoft.com/office/drawing/2016/5/9/chartex" xmlns:cx4="http://schemas.microsoft.com/office/drawing/2016/5/10/chartex" xmlns:cx5="http://schemas.microsoft.com/office/drawing/2016/5/11/chartex" xmlns:cx6="http://schemas.microsoft.com/office/drawing/2016/5/12/chartex" xmlns:cx7="http://schemas.microsoft.com/office/drawing/2016/5/13/chartex" xmlns:cx8="http://schemas.microsoft.com/office/drawing/2016/5/14/chartex" xmlns:mc="http://schemas.openxmlformats.org/markup-compatibility/2006" xmlns:aink="http://schemas.microsoft.com/office/drawing/2016/ink" xmlns:am3d="http://schemas.microsoft.com/office/drawing/2017/model3d" xmlns:o="urn:schemas-microsoft-com:office:office" xmlns:oel="http://schemas.microsoft.com/office/2019/extlst" xmlns:r="http://schemas.openxmlformats.org/officeDocument/2006/relationships" xmlns:m="http://schemas.openxmlformats.org/officeDocument/2006/math" xmlns:v="urn:schemas-microsoft-com:vml" xmlns:wp14="http://schemas.microsoft.com/office/word/2010/wordprocessingDrawing" xmlns:wp="http://schemas.openxmlformats.org/drawingml/2006/wordprocessingDrawing" xmlns:w10="urn:schemas-microsoft-com:office:word" xmlns:w="http://schemas.openxmlformats.org/wordprocessingml/2006/main" xmlns:w14="http://schemas.microsoft.com/office/word/2010/wordml" xmlns:w15="http://schemas.microsoft.com/office/word/2012/wordml" xmlns:w16cex="http://schemas.microsoft.com/office/word/2018/wordml/cex" xmlns:w16cid="http://schemas.microsoft.com/office/word/2016/wordml/cid" xmlns:w16="http://schemas.microsoft.com/office/word/2018/wordml" xmlns:w16du="http://schemas.microsoft.com/office/word/2023/wordml/word16du" xmlns:w16sdtdh="http://schemas.microsoft.com/office/word/2020/wordml/sdtdatahash" xmlns:w16sdtfl="http://schemas.microsoft.com/office/word/2024/wordml/sdtformatlock" xmlns:w16se="http://schemas.microsoft.com/office/word/2015/wordml/symex" xmlns:wpg="http://schemas.microsoft.com/office/word/2010/wordprocessingGroup" xmlns:wpi="http://schemas.microsoft.com/office/word/2010/wordprocessingInk" xmlns:wne="http://schemas.microsoft.com/office/word/2006/wordml" xmlns:wps="http://schemas.microsoft.com/office/word/2010/wordprocessingShape" mc:Ignorable="w14 w15 w16se w16cid w16 w16cex w16sdtdh w16sdtfl w16du wp14">
   <w:footnote w:type="separator" w:id="-1">
     <w:p>
       <w:r>
@@ -2260,7 +2344,7 @@
 </file>
 
 <file path=word/numbering.xml><?xml version="1.0" encoding="utf-8"?>
-<w:numbering xmlns:wpc="http://schemas.microsoft.com/office/word/2010/wordprocessingCanvas" xmlns:cx="http://schemas.microsoft.com/office/drawing/2014/chartex" xmlns:cx1="http://schemas.microsoft.com/office/drawing/2015/9/8/chartex" xmlns:cx2="http://schemas.microsoft.com/office/drawing/2015/10/21/chartex" xmlns:cx3="http://schemas.microsoft.com/office/drawing/2016/5/9/chartex" xmlns:cx4="http://schemas.microsoft.com/office/drawing/2016/5/10/chartex" xmlns:cx5="http://schemas.microsoft.com/office/drawing/2016/5/11/chartex" xmlns:cx6="http://schemas.microsoft.com/office/drawing/2016/5/12/chartex" xmlns:cx7="http://schemas.microsoft.com/office/drawing/2016/5/13/chartex" xmlns:cx8="http://schemas.microsoft.com/office/drawing/2016/5/14/chartex" xmlns:mc="http://schemas.openxmlformats.org/markup-compatibility/2006" xmlns:aink="http://schemas.microsoft.com/office/drawing/2016/ink" xmlns:am3d="http://schemas.microsoft.com/office/drawing/2017/model3d" xmlns:o="urn:schemas-microsoft-com:office:office" xmlns:r="http://schemas.openxmlformats.org/officeDocument/2006/relationships" xmlns:m="http://schemas.openxmlformats.org/officeDocument/2006/math" xmlns:v="urn:schemas-microsoft-com:vml" xmlns:wp14="http://schemas.microsoft.com/office/word/2010/wordprocessingDrawing" xmlns:wp="http://schemas.openxmlformats.org/drawingml/2006/wordprocessingDrawing" xmlns:w10="urn:schemas-microsoft-com:office:word" xmlns:w="http://schemas.openxmlformats.org/wordprocessingml/2006/main" xmlns:w14="http://schemas.microsoft.com/office/word/2010/wordml" xmlns:w15="http://schemas.microsoft.com/office/word/2012/wordml" xmlns:w16cex="http://schemas.microsoft.com/office/word/2018/wordml/cex" xmlns:w16cid="http://schemas.microsoft.com/office/word/2016/wordml/cid" xmlns:w16="http://schemas.microsoft.com/office/word/2018/wordml" xmlns:w16sdtdh="http://schemas.microsoft.com/office/word/2020/wordml/sdtdatahash" xmlns:w16se="http://schemas.microsoft.com/office/word/2015/wordml/symex" xmlns:wpg="http://schemas.microsoft.com/office/word/2010/wordprocessingGroup" xmlns:wpi="http://schemas.microsoft.com/office/word/2010/wordprocessingInk" xmlns:wne="http://schemas.microsoft.com/office/word/2006/wordml" xmlns:wps="http://schemas.microsoft.com/office/word/2010/wordprocessingShape" mc:Ignorable="w14 w15 w16se w16cid w16 w16cex w16sdtdh wp14">
+<w:numbering xmlns:wpc="http://schemas.microsoft.com/office/word/2010/wordprocessingCanvas" xmlns:cx="http://schemas.microsoft.com/office/drawing/2014/chartex" xmlns:cx1="http://schemas.microsoft.com/office/drawing/2015/9/8/chartex" xmlns:cx2="http://schemas.microsoft.com/office/drawing/2015/10/21/chartex" xmlns:cx3="http://schemas.microsoft.com/office/drawing/2016/5/9/chartex" xmlns:cx4="http://schemas.microsoft.com/office/drawing/2016/5/10/chartex" xmlns:cx5="http://schemas.microsoft.com/office/drawing/2016/5/11/chartex" xmlns:cx6="http://schemas.microsoft.com/office/drawing/2016/5/12/chartex" xmlns:cx7="http://schemas.microsoft.com/office/drawing/2016/5/13/chartex" xmlns:cx8="http://schemas.microsoft.com/office/drawing/2016/5/14/chartex" xmlns:mc="http://schemas.openxmlformats.org/markup-compatibility/2006" xmlns:aink="http://schemas.microsoft.com/office/drawing/2016/ink" xmlns:am3d="http://schemas.microsoft.com/office/drawing/2017/model3d" xmlns:o="urn:schemas-microsoft-com:office:office" xmlns:oel="http://schemas.microsoft.com/office/2019/extlst" xmlns:r="http://schemas.openxmlformats.org/officeDocument/2006/relationships" xmlns:m="http://schemas.openxmlformats.org/officeDocument/2006/math" xmlns:v="urn:schemas-microsoft-com:vml" xmlns:wp14="http://schemas.microsoft.com/office/word/2010/wordprocessingDrawing" xmlns:wp="http://schemas.openxmlformats.org/drawingml/2006/wordprocessingDrawing" xmlns:w10="urn:schemas-microsoft-com:office:word" xmlns:w="http://schemas.openxmlformats.org/wordprocessingml/2006/main" xmlns:w14="http://schemas.microsoft.com/office/word/2010/wordml" xmlns:w15="http://schemas.microsoft.com/office/word/2012/wordml" xmlns:w16cex="http://schemas.microsoft.com/office/word/2018/wordml/cex" xmlns:w16cid="http://schemas.microsoft.com/office/word/2016/wordml/cid" xmlns:w16="http://schemas.microsoft.com/office/word/2018/wordml" xmlns:w16du="http://schemas.microsoft.com/office/word/2023/wordml/word16du" xmlns:w16sdtdh="http://schemas.microsoft.com/office/word/2020/wordml/sdtdatahash" xmlns:w16sdtfl="http://schemas.microsoft.com/office/word/2024/wordml/sdtformatlock" xmlns:w16se="http://schemas.microsoft.com/office/word/2015/wordml/symex" xmlns:wpg="http://schemas.microsoft.com/office/word/2010/wordprocessingGroup" xmlns:wpi="http://schemas.microsoft.com/office/word/2010/wordprocessingInk" xmlns:wne="http://schemas.microsoft.com/office/word/2006/wordml" xmlns:wps="http://schemas.microsoft.com/office/word/2010/wordprocessingShape" mc:Ignorable="w14 w15 w16se w16cid w16 w16cex w16sdtdh w16sdtfl w16du wp14">
   <w:abstractNum w:abstractNumId="0" w15:restartNumberingAfterBreak="0">
     <w:nsid w:val="243A023D"/>
     <w:multiLevelType w:val="hybridMultilevel"/>
@@ -3189,25 +3273,25 @@
       </w:rPr>
     </w:lvl>
   </w:abstractNum>
-  <w:num w:numId="1">
+  <w:num w:numId="1" w16cid:durableId="2018269092">
     <w:abstractNumId w:val="5"/>
   </w:num>
-  <w:num w:numId="2">
+  <w:num w:numId="2" w16cid:durableId="925722669">
     <w:abstractNumId w:val="2"/>
   </w:num>
-  <w:num w:numId="3">
+  <w:num w:numId="3" w16cid:durableId="2032492278">
     <w:abstractNumId w:val="1"/>
   </w:num>
-  <w:num w:numId="4">
+  <w:num w:numId="4" w16cid:durableId="1664970545">
     <w:abstractNumId w:val="3"/>
   </w:num>
-  <w:num w:numId="5">
+  <w:num w:numId="5" w16cid:durableId="1667632993">
     <w:abstractNumId w:val="0"/>
   </w:num>
-  <w:num w:numId="6">
+  <w:num w:numId="6" w16cid:durableId="662706902">
     <w:abstractNumId w:val="6"/>
   </w:num>
-  <w:num w:numId="7">
+  <w:num w:numId="7" w16cid:durableId="1226407296">
     <w:abstractNumId w:val="4"/>
   </w:num>
   <w:numIdMacAtCleanup w:val="5"/>
@@ -3215,7 +3299,7 @@
 </file>
 
 <file path=word/styles.xml><?xml version="1.0" encoding="utf-8"?>
-<w:styles xmlns:mc="http://schemas.openxmlformats.org/markup-compatibility/2006" xmlns:r="http://schemas.openxmlformats.org/officeDocument/2006/relationships" xmlns:w="http://schemas.openxmlformats.org/wordprocessingml/2006/main" xmlns:w14="http://schemas.microsoft.com/office/word/2010/wordml" xmlns:w15="http://schemas.microsoft.com/office/word/2012/wordml" xmlns:w16cex="http://schemas.microsoft.com/office/word/2018/wordml/cex" xmlns:w16cid="http://schemas.microsoft.com/office/word/2016/wordml/cid" xmlns:w16="http://schemas.microsoft.com/office/word/2018/wordml" xmlns:w16sdtdh="http://schemas.microsoft.com/office/word/2020/wordml/sdtdatahash" xmlns:w16se="http://schemas.microsoft.com/office/word/2015/wordml/symex" mc:Ignorable="w14 w15 w16se w16cid w16 w16cex w16sdtdh">
+<w:styles xmlns:mc="http://schemas.openxmlformats.org/markup-compatibility/2006" xmlns:r="http://schemas.openxmlformats.org/officeDocument/2006/relationships" xmlns:w="http://schemas.openxmlformats.org/wordprocessingml/2006/main" xmlns:w14="http://schemas.microsoft.com/office/word/2010/wordml" xmlns:w15="http://schemas.microsoft.com/office/word/2012/wordml" xmlns:w16cex="http://schemas.microsoft.com/office/word/2018/wordml/cex" xmlns:w16cid="http://schemas.microsoft.com/office/word/2016/wordml/cid" xmlns:w16="http://schemas.microsoft.com/office/word/2018/wordml" xmlns:w16du="http://schemas.microsoft.com/office/word/2023/wordml/word16du" xmlns:w16sdtdh="http://schemas.microsoft.com/office/word/2020/wordml/sdtdatahash" xmlns:w16sdtfl="http://schemas.microsoft.com/office/word/2024/wordml/sdtformatlock" xmlns:w16se="http://schemas.microsoft.com/office/word/2015/wordml/symex" mc:Ignorable="w14 w15 w16se w16cid w16 w16cex w16sdtdh w16sdtfl w16du">
   <w:docDefaults>
     <w:rPrDefault>
       <w:rPr>
@@ -3865,7 +3949,6 @@
   <w:style w:type="character" w:default="1" w:styleId="Policepardfaut">
     <w:name w:val="Default Paragraph Font"/>
     <w:uiPriority w:val="1"/>
-    <w:semiHidden/>
     <w:unhideWhenUsed/>
   </w:style>
   <w:style w:type="table" w:default="1" w:styleId="TableauNormal">
@@ -4845,7 +4928,7 @@
 </file>
 
 <file path=word/glossary/document.xml><?xml version="1.0" encoding="utf-8"?>
-<w:glossaryDocument xmlns:wpc="http://schemas.microsoft.com/office/word/2010/wordprocessingCanvas" xmlns:cx="http://schemas.microsoft.com/office/drawing/2014/chartex" xmlns:cx1="http://schemas.microsoft.com/office/drawing/2015/9/8/chartex" xmlns:cx2="http://schemas.microsoft.com/office/drawing/2015/10/21/chartex" xmlns:cx3="http://schemas.microsoft.com/office/drawing/2016/5/9/chartex" xmlns:cx4="http://schemas.microsoft.com/office/drawing/2016/5/10/chartex" xmlns:cx5="http://schemas.microsoft.com/office/drawing/2016/5/11/chartex" xmlns:cx6="http://schemas.microsoft.com/office/drawing/2016/5/12/chartex" xmlns:cx7="http://schemas.microsoft.com/office/drawing/2016/5/13/chartex" xmlns:cx8="http://schemas.microsoft.com/office/drawing/2016/5/14/chartex" xmlns:mc="http://schemas.openxmlformats.org/markup-compatibility/2006" xmlns:aink="http://schemas.microsoft.com/office/drawing/2016/ink" xmlns:am3d="http://schemas.microsoft.com/office/drawing/2017/model3d" xmlns:o="urn:schemas-microsoft-com:office:office" xmlns:r="http://schemas.openxmlformats.org/officeDocument/2006/relationships" xmlns:m="http://schemas.openxmlformats.org/officeDocument/2006/math" xmlns:v="urn:schemas-microsoft-com:vml" xmlns:wp14="http://schemas.microsoft.com/office/word/2010/wordprocessingDrawing" xmlns:wp="http://schemas.openxmlformats.org/drawingml/2006/wordprocessingDrawing" xmlns:w10="urn:schemas-microsoft-com:office:word" xmlns:w="http://schemas.openxmlformats.org/wordprocessingml/2006/main" xmlns:w14="http://schemas.microsoft.com/office/word/2010/wordml" xmlns:w15="http://schemas.microsoft.com/office/word/2012/wordml" xmlns:w16cex="http://schemas.microsoft.com/office/word/2018/wordml/cex" xmlns:w16cid="http://schemas.microsoft.com/office/word/2016/wordml/cid" xmlns:w16="http://schemas.microsoft.com/office/word/2018/wordml" xmlns:w16sdtdh="http://schemas.microsoft.com/office/word/2020/wordml/sdtdatahash" xmlns:w16se="http://schemas.microsoft.com/office/word/2015/wordml/symex" xmlns:wpg="http://schemas.microsoft.com/office/word/2010/wordprocessingGroup" xmlns:wpi="http://schemas.microsoft.com/office/word/2010/wordprocessingInk" xmlns:wne="http://schemas.microsoft.com/office/word/2006/wordml" xmlns:wps="http://schemas.microsoft.com/office/word/2010/wordprocessingShape" mc:Ignorable="w14 w15 w16se w16cid w16 w16cex w16sdtdh wp14">
+<w:glossaryDocument xmlns:wpc="http://schemas.microsoft.com/office/word/2010/wordprocessingCanvas" xmlns:cx="http://schemas.microsoft.com/office/drawing/2014/chartex" xmlns:cx1="http://schemas.microsoft.com/office/drawing/2015/9/8/chartex" xmlns:cx2="http://schemas.microsoft.com/office/drawing/2015/10/21/chartex" xmlns:cx3="http://schemas.microsoft.com/office/drawing/2016/5/9/chartex" xmlns:cx4="http://schemas.microsoft.com/office/drawing/2016/5/10/chartex" xmlns:cx5="http://schemas.microsoft.com/office/drawing/2016/5/11/chartex" xmlns:cx6="http://schemas.microsoft.com/office/drawing/2016/5/12/chartex" xmlns:cx7="http://schemas.microsoft.com/office/drawing/2016/5/13/chartex" xmlns:cx8="http://schemas.microsoft.com/office/drawing/2016/5/14/chartex" xmlns:mc="http://schemas.openxmlformats.org/markup-compatibility/2006" xmlns:aink="http://schemas.microsoft.com/office/drawing/2016/ink" xmlns:am3d="http://schemas.microsoft.com/office/drawing/2017/model3d" xmlns:o="urn:schemas-microsoft-com:office:office" xmlns:oel="http://schemas.microsoft.com/office/2019/extlst" xmlns:r="http://schemas.openxmlformats.org/officeDocument/2006/relationships" xmlns:m="http://schemas.openxmlformats.org/officeDocument/2006/math" xmlns:v="urn:schemas-microsoft-com:vml" xmlns:wp14="http://schemas.microsoft.com/office/word/2010/wordprocessingDrawing" xmlns:wp="http://schemas.openxmlformats.org/drawingml/2006/wordprocessingDrawing" xmlns:w10="urn:schemas-microsoft-com:office:word" xmlns:w="http://schemas.openxmlformats.org/wordprocessingml/2006/main" xmlns:w14="http://schemas.microsoft.com/office/word/2010/wordml" xmlns:w15="http://schemas.microsoft.com/office/word/2012/wordml" xmlns:w16cex="http://schemas.microsoft.com/office/word/2018/wordml/cex" xmlns:w16cid="http://schemas.microsoft.com/office/word/2016/wordml/cid" xmlns:w16="http://schemas.microsoft.com/office/word/2018/wordml" xmlns:w16du="http://schemas.microsoft.com/office/word/2023/wordml/word16du" xmlns:w16sdtdh="http://schemas.microsoft.com/office/word/2020/wordml/sdtdatahash" xmlns:w16sdtfl="http://schemas.microsoft.com/office/word/2024/wordml/sdtformatlock" xmlns:w16se="http://schemas.microsoft.com/office/word/2015/wordml/symex" xmlns:wpg="http://schemas.microsoft.com/office/word/2010/wordprocessingGroup" xmlns:wpi="http://schemas.microsoft.com/office/word/2010/wordprocessingInk" xmlns:wne="http://schemas.microsoft.com/office/word/2006/wordml" xmlns:wps="http://schemas.microsoft.com/office/word/2010/wordprocessingShape" mc:Ignorable="w14 w15 w16se w16cid w16 w16cex w16sdtdh w16sdtfl w16du wp14">
   <w:docParts>
     <w:docPart>
       <w:docPartPr>
@@ -4968,7 +5051,7 @@
 </file>
 
 <file path=word/glossary/fontTable.xml><?xml version="1.0" encoding="utf-8"?>
-<w:fonts xmlns:mc="http://schemas.openxmlformats.org/markup-compatibility/2006" xmlns:r="http://schemas.openxmlformats.org/officeDocument/2006/relationships" xmlns:w="http://schemas.openxmlformats.org/wordprocessingml/2006/main" xmlns:w14="http://schemas.microsoft.com/office/word/2010/wordml" xmlns:w15="http://schemas.microsoft.com/office/word/2012/wordml" xmlns:w16cex="http://schemas.microsoft.com/office/word/2018/wordml/cex" xmlns:w16cid="http://schemas.microsoft.com/office/word/2016/wordml/cid" xmlns:w16="http://schemas.microsoft.com/office/word/2018/wordml" xmlns:w16sdtdh="http://schemas.microsoft.com/office/word/2020/wordml/sdtdatahash" xmlns:w16se="http://schemas.microsoft.com/office/word/2015/wordml/symex" mc:Ignorable="w14 w15 w16se w16cid w16 w16cex w16sdtdh">
+<w:fonts xmlns:mc="http://schemas.openxmlformats.org/markup-compatibility/2006" xmlns:r="http://schemas.openxmlformats.org/officeDocument/2006/relationships" xmlns:w="http://schemas.openxmlformats.org/wordprocessingml/2006/main" xmlns:w14="http://schemas.microsoft.com/office/word/2010/wordml" xmlns:w15="http://schemas.microsoft.com/office/word/2012/wordml" xmlns:w16cex="http://schemas.microsoft.com/office/word/2018/wordml/cex" xmlns:w16cid="http://schemas.microsoft.com/office/word/2016/wordml/cid" xmlns:w16="http://schemas.microsoft.com/office/word/2018/wordml" xmlns:w16du="http://schemas.microsoft.com/office/word/2023/wordml/word16du" xmlns:w16sdtdh="http://schemas.microsoft.com/office/word/2020/wordml/sdtdatahash" xmlns:w16sdtfl="http://schemas.microsoft.com/office/word/2024/wordml/sdtformatlock" xmlns:w16se="http://schemas.microsoft.com/office/word/2015/wordml/symex" mc:Ignorable="w14 w15 w16se w16cid w16 w16cex w16sdtdh w16sdtfl w16du">
   <w:font w:name="Arial">
     <w:panose1 w:val="020B0604020202020204"/>
     <w:charset w:val="00"/>
@@ -5032,18 +5115,23 @@
     <w:pitch w:val="variable"/>
     <w:sig w:usb0="00000287" w:usb1="00000800" w:usb2="00000000" w:usb3="00000000" w:csb0="0000009F" w:csb1="00000000"/>
   </w:font>
-  <w:font w:name="Calibri Light">
-    <w:panose1 w:val="020F0302020204030204"/>
+  <w:font w:name="Aptos">
     <w:charset w:val="00"/>
     <w:family w:val="swiss"/>
     <w:pitch w:val="variable"/>
-    <w:sig w:usb0="E4002EFF" w:usb1="C200247B" w:usb2="00000009" w:usb3="00000000" w:csb0="000001FF" w:csb1="00000000"/>
+    <w:sig w:usb0="20000287" w:usb1="00000003" w:usb2="00000000" w:usb3="00000000" w:csb0="0000019F" w:csb1="00000000"/>
+  </w:font>
+  <w:font w:name="Aptos Display">
+    <w:charset w:val="00"/>
+    <w:family w:val="swiss"/>
+    <w:pitch w:val="variable"/>
+    <w:sig w:usb0="20000287" w:usb1="00000003" w:usb2="00000000" w:usb3="00000000" w:csb0="0000019F" w:csb1="00000000"/>
   </w:font>
 </w:fonts>
 </file>
 
 <file path=word/glossary/settings.xml><?xml version="1.0" encoding="utf-8"?>
-<w:settings xmlns:mc="http://schemas.openxmlformats.org/markup-compatibility/2006" xmlns:o="urn:schemas-microsoft-com:office:office" xmlns:r="http://schemas.openxmlformats.org/officeDocument/2006/relationships" xmlns:m="http://schemas.openxmlformats.org/officeDocument/2006/math" xmlns:v="urn:schemas-microsoft-com:vml" xmlns:w10="urn:schemas-microsoft-com:office:word" xmlns:w="http://schemas.openxmlformats.org/wordprocessingml/2006/main" xmlns:w14="http://schemas.microsoft.com/office/word/2010/wordml" xmlns:w15="http://schemas.microsoft.com/office/word/2012/wordml" xmlns:w16cex="http://schemas.microsoft.com/office/word/2018/wordml/cex" xmlns:w16cid="http://schemas.microsoft.com/office/word/2016/wordml/cid" xmlns:w16="http://schemas.microsoft.com/office/word/2018/wordml" xmlns:w16sdtdh="http://schemas.microsoft.com/office/word/2020/wordml/sdtdatahash" xmlns:w16se="http://schemas.microsoft.com/office/word/2015/wordml/symex" xmlns:sl="http://schemas.openxmlformats.org/schemaLibrary/2006/main" mc:Ignorable="w14 w15 w16se w16cid w16 w16cex w16sdtdh">
+<w:settings xmlns:mc="http://schemas.openxmlformats.org/markup-compatibility/2006" xmlns:o="urn:schemas-microsoft-com:office:office" xmlns:r="http://schemas.openxmlformats.org/officeDocument/2006/relationships" xmlns:m="http://schemas.openxmlformats.org/officeDocument/2006/math" xmlns:v="urn:schemas-microsoft-com:vml" xmlns:w10="urn:schemas-microsoft-com:office:word" xmlns:w="http://schemas.openxmlformats.org/wordprocessingml/2006/main" xmlns:w14="http://schemas.microsoft.com/office/word/2010/wordml" xmlns:w15="http://schemas.microsoft.com/office/word/2012/wordml" xmlns:w16cex="http://schemas.microsoft.com/office/word/2018/wordml/cex" xmlns:w16cid="http://schemas.microsoft.com/office/word/2016/wordml/cid" xmlns:w16="http://schemas.microsoft.com/office/word/2018/wordml" xmlns:w16du="http://schemas.microsoft.com/office/word/2023/wordml/word16du" xmlns:w16sdtdh="http://schemas.microsoft.com/office/word/2020/wordml/sdtdatahash" xmlns:w16sdtfl="http://schemas.microsoft.com/office/word/2024/wordml/sdtformatlock" xmlns:w16se="http://schemas.microsoft.com/office/word/2015/wordml/symex" xmlns:sl="http://schemas.openxmlformats.org/schemaLibrary/2006/main" mc:Ignorable="w14 w15 w16se w16cid w16 w16cex w16sdtdh w16sdtfl w16du">
   <w:view w:val="normal"/>
   <w:defaultTabStop w:val="708"/>
   <w:hyphenationZone w:val="425"/>
@@ -5067,6 +5155,7 @@
     <w:rsid w:val="004561EF"/>
     <w:rsid w:val="00471113"/>
     <w:rsid w:val="0054019A"/>
+    <w:rsid w:val="00591EA0"/>
     <w:rsid w:val="00596E3A"/>
     <w:rsid w:val="00620954"/>
     <w:rsid w:val="006C3956"/>
@@ -5081,10 +5170,12 @@
     <w:rsid w:val="008B038C"/>
     <w:rsid w:val="008E3192"/>
     <w:rsid w:val="00954009"/>
+    <w:rsid w:val="009679FB"/>
     <w:rsid w:val="009A19EF"/>
     <w:rsid w:val="00A01BC6"/>
     <w:rsid w:val="00A07F9B"/>
     <w:rsid w:val="00AA7EBC"/>
+    <w:rsid w:val="00AE0C16"/>
     <w:rsid w:val="00B65088"/>
     <w:rsid w:val="00B82D9E"/>
     <w:rsid w:val="00C13EA8"/>
@@ -5127,7 +5218,7 @@
 </file>
 
 <file path=word/glossary/styles.xml><?xml version="1.0" encoding="utf-8"?>
-<w:styles xmlns:mc="http://schemas.openxmlformats.org/markup-compatibility/2006" xmlns:r="http://schemas.openxmlformats.org/officeDocument/2006/relationships" xmlns:w="http://schemas.openxmlformats.org/wordprocessingml/2006/main" xmlns:w14="http://schemas.microsoft.com/office/word/2010/wordml" xmlns:w15="http://schemas.microsoft.com/office/word/2012/wordml" xmlns:w16cex="http://schemas.microsoft.com/office/word/2018/wordml/cex" xmlns:w16cid="http://schemas.microsoft.com/office/word/2016/wordml/cid" xmlns:w16="http://schemas.microsoft.com/office/word/2018/wordml" xmlns:w16sdtdh="http://schemas.microsoft.com/office/word/2020/wordml/sdtdatahash" xmlns:w16se="http://schemas.microsoft.com/office/word/2015/wordml/symex" mc:Ignorable="w14 w15 w16se w16cid w16 w16cex w16sdtdh">
+<w:styles xmlns:mc="http://schemas.openxmlformats.org/markup-compatibility/2006" xmlns:r="http://schemas.openxmlformats.org/officeDocument/2006/relationships" xmlns:w="http://schemas.openxmlformats.org/wordprocessingml/2006/main" xmlns:w14="http://schemas.microsoft.com/office/word/2010/wordml" xmlns:w15="http://schemas.microsoft.com/office/word/2012/wordml" xmlns:w16cex="http://schemas.microsoft.com/office/word/2018/wordml/cex" xmlns:w16cid="http://schemas.microsoft.com/office/word/2016/wordml/cid" xmlns:w16="http://schemas.microsoft.com/office/word/2018/wordml" xmlns:w16du="http://schemas.microsoft.com/office/word/2023/wordml/word16du" xmlns:w16sdtdh="http://schemas.microsoft.com/office/word/2020/wordml/sdtdatahash" xmlns:w16sdtfl="http://schemas.microsoft.com/office/word/2024/wordml/sdtformatlock" xmlns:w16se="http://schemas.microsoft.com/office/word/2015/wordml/symex" mc:Ignorable="w14 w15 w16se w16cid w16 w16cex w16sdtdh w16sdtfl w16du">
   <w:docDefaults>
     <w:rPrDefault>
       <w:rPr>
@@ -5585,7 +5676,7 @@
 </file>
 
 <file path=word/glossary/webSettings.xml><?xml version="1.0" encoding="utf-8"?>
-<w:webSettings xmlns:mc="http://schemas.openxmlformats.org/markup-compatibility/2006" xmlns:r="http://schemas.openxmlformats.org/officeDocument/2006/relationships" xmlns:w="http://schemas.openxmlformats.org/wordprocessingml/2006/main" xmlns:w14="http://schemas.microsoft.com/office/word/2010/wordml" xmlns:w15="http://schemas.microsoft.com/office/word/2012/wordml" xmlns:w16cex="http://schemas.microsoft.com/office/word/2018/wordml/cex" xmlns:w16cid="http://schemas.microsoft.com/office/word/2016/wordml/cid" xmlns:w16="http://schemas.microsoft.com/office/word/2018/wordml" xmlns:w16sdtdh="http://schemas.microsoft.com/office/word/2020/wordml/sdtdatahash" xmlns:w16se="http://schemas.microsoft.com/office/word/2015/wordml/symex" mc:Ignorable="w14 w15 w16se w16cid w16 w16cex w16sdtdh">
+<w:webSettings xmlns:mc="http://schemas.openxmlformats.org/markup-compatibility/2006" xmlns:r="http://schemas.openxmlformats.org/officeDocument/2006/relationships" xmlns:w="http://schemas.openxmlformats.org/wordprocessingml/2006/main" xmlns:w14="http://schemas.microsoft.com/office/word/2010/wordml" xmlns:w15="http://schemas.microsoft.com/office/word/2012/wordml" xmlns:w16cex="http://schemas.microsoft.com/office/word/2018/wordml/cex" xmlns:w16cid="http://schemas.microsoft.com/office/word/2016/wordml/cid" xmlns:w16="http://schemas.microsoft.com/office/word/2018/wordml" xmlns:w16du="http://schemas.microsoft.com/office/word/2023/wordml/word16du" xmlns:w16sdtdh="http://schemas.microsoft.com/office/word/2020/wordml/sdtdatahash" xmlns:w16sdtfl="http://schemas.microsoft.com/office/word/2024/wordml/sdtformatlock" xmlns:w16se="http://schemas.microsoft.com/office/word/2015/wordml/symex" mc:Ignorable="w14 w15 w16se w16cid w16 w16cex w16sdtdh w16sdtfl w16du">
   <w:optimizeForBrowser/>
   <w:allowPNG/>
 </w:webSettings>
@@ -5877,6 +5968,10 @@
 </file>
 
 <file path=customXml/item1.xml><?xml version="1.0" encoding="utf-8"?>
+<b:Sources xmlns:b="http://schemas.openxmlformats.org/officeDocument/2006/bibliography" xmlns="http://schemas.openxmlformats.org/officeDocument/2006/bibliography" SelectedStyle="\APA.XSL" StyleName="APA"/>
+</file>
+
+<file path=customXml/item2.xml><?xml version="1.0" encoding="utf-8"?>
 <p:properties xmlns:p="http://schemas.microsoft.com/office/2006/metadata/properties" xmlns:xsi="http://www.w3.org/2001/XMLSchema-instance" xmlns:pc="http://schemas.microsoft.com/office/infopath/2007/PartnerControls">
   <documentManagement>
     <lcf76f155ced4ddcb4097134ff3c332f xmlns="b295003c-aa87-407e-9024-fdee4e88f6fa">
@@ -5886,11 +5981,16 @@
 </p:properties>
 </file>
 
-<file path=customXml/item2.xml><?xml version="1.0" encoding="utf-8"?>
-<b:Sources xmlns:b="http://schemas.openxmlformats.org/officeDocument/2006/bibliography" xmlns="http://schemas.openxmlformats.org/officeDocument/2006/bibliography" SelectedStyle="\APA.XSL" StyleName="APA"/>
+<file path=customXml/item3.xml><?xml version="1.0" encoding="utf-8"?>
+<?mso-contentType ?>
+<FormTemplates xmlns="http://schemas.microsoft.com/sharepoint/v3/contenttype/forms">
+  <Display>DocumentLibraryForm</Display>
+  <Edit>DocumentLibraryForm</Edit>
+  <New>DocumentLibraryForm</New>
+</FormTemplates>
 </file>
 
-<file path=customXml/item3.xml><?xml version="1.0" encoding="utf-8"?>
+<file path=customXml/item4.xml><?xml version="1.0" encoding="utf-8"?>
 <ct:contentTypeSchema xmlns:ct="http://schemas.microsoft.com/office/2006/metadata/contentType" xmlns:ma="http://schemas.microsoft.com/office/2006/metadata/properties/metaAttributes" ct:_="" ma:_="" ma:contentTypeName="Document" ma:contentTypeID="0x010100A3FA4CB5114F4B43B99F0B6DC8751D90" ma:contentTypeVersion="10" ma:contentTypeDescription="Crée un document." ma:contentTypeScope="" ma:versionID="501205be520febb413c56432ff8e6df1">
   <xsd:schema xmlns:xsd="http://www.w3.org/2001/XMLSchema" xmlns:xs="http://www.w3.org/2001/XMLSchema" xmlns:p="http://schemas.microsoft.com/office/2006/metadata/properties" xmlns:ns2="b295003c-aa87-407e-9024-fdee4e88f6fa" targetNamespace="http://schemas.microsoft.com/office/2006/metadata/properties" ma:root="true" ma:fieldsID="0378f5bf275aa5e8e5bb75b38d3da7db" ns2:_="">
     <xsd:import namespace="b295003c-aa87-407e-9024-fdee4e88f6fa"/>
@@ -6068,16 +6168,15 @@
 </ct:contentTypeSchema>
 </file>
 
-<file path=customXml/item4.xml><?xml version="1.0" encoding="utf-8"?>
-<?mso-contentType ?>
-<FormTemplates xmlns="http://schemas.microsoft.com/sharepoint/v3/contenttype/forms">
-  <Display>DocumentLibraryForm</Display>
-  <Edit>DocumentLibraryForm</Edit>
-  <New>DocumentLibraryForm</New>
-</FormTemplates>
+<file path=customXml/itemProps1.xml><?xml version="1.0" encoding="utf-8"?>
+<ds:datastoreItem xmlns:ds="http://schemas.openxmlformats.org/officeDocument/2006/customXml" ds:itemID="{0FF0F878-5F0F-460C-9013-40E72731A637}">
+  <ds:schemaRefs>
+    <ds:schemaRef ds:uri="http://schemas.openxmlformats.org/officeDocument/2006/bibliography"/>
+  </ds:schemaRefs>
+</ds:datastoreItem>
 </file>
 
-<file path=customXml/itemProps1.xml><?xml version="1.0" encoding="utf-8"?>
+<file path=customXml/itemProps2.xml><?xml version="1.0" encoding="utf-8"?>
 <ds:datastoreItem xmlns:ds="http://schemas.openxmlformats.org/officeDocument/2006/customXml" ds:itemID="{1159403A-C237-488E-8C5E-DABF9FCE7043}">
   <ds:schemaRefs>
     <ds:schemaRef ds:uri="http://schemas.microsoft.com/office/2006/metadata/properties"/>
@@ -6087,15 +6186,15 @@
 </ds:datastoreItem>
 </file>
 
-<file path=customXml/itemProps2.xml><?xml version="1.0" encoding="utf-8"?>
-<ds:datastoreItem xmlns:ds="http://schemas.openxmlformats.org/officeDocument/2006/customXml" ds:itemID="{0FF0F878-5F0F-460C-9013-40E72731A637}">
+<file path=customXml/itemProps3.xml><?xml version="1.0" encoding="utf-8"?>
+<ds:datastoreItem xmlns:ds="http://schemas.openxmlformats.org/officeDocument/2006/customXml" ds:itemID="{EEE2973D-7DD7-4773-855D-5CAD81242BDE}">
   <ds:schemaRefs>
-    <ds:schemaRef ds:uri="http://schemas.openxmlformats.org/officeDocument/2006/bibliography"/>
+    <ds:schemaRef ds:uri="http://schemas.microsoft.com/sharepoint/v3/contenttype/forms"/>
   </ds:schemaRefs>
 </ds:datastoreItem>
 </file>
 
-<file path=customXml/itemProps3.xml><?xml version="1.0" encoding="utf-8"?>
+<file path=customXml/itemProps4.xml><?xml version="1.0" encoding="utf-8"?>
 <ds:datastoreItem xmlns:ds="http://schemas.openxmlformats.org/officeDocument/2006/customXml" ds:itemID="{0B65258C-9CEC-414A-989C-54F659AC270E}">
   <ds:schemaRefs>
     <ds:schemaRef ds:uri="http://schemas.microsoft.com/office/2006/metadata/contentType"/>
@@ -6111,12 +6210,4 @@
     <ds:schemaRef ds:uri="http://schemas.microsoft.com/internal/obd"/>
   </ds:schemaRefs>
 </ds:datastoreItem>
-</file>
-
-<file path=customXml/itemProps4.xml><?xml version="1.0" encoding="utf-8"?>
-<ds:datastoreItem xmlns:ds="http://schemas.openxmlformats.org/officeDocument/2006/customXml" ds:itemID="{EEE2973D-7DD7-4773-855D-5CAD81242BDE}">
-  <ds:schemaRefs>
-    <ds:schemaRef ds:uri="http://schemas.microsoft.com/sharepoint/v3/contenttype/forms"/>
-  </ds:schemaRefs>
-</ds:datastoreItem>
 </file>
--- a/installateur.docx
+++ b/installateur.docx
@@ -209,7 +209,7 @@
                 <w:sz w:val="44"/>
                 <w:szCs w:val="44"/>
               </w:rPr>
-              <w:t>4</w:t>
+              <w:t>5</w:t>
             </w:r>
           </w:p>
         </w:tc>
@@ -465,7 +465,7 @@
                     <w:b/>
                     <w:szCs w:val="18"/>
                   </w:rPr>
-                  <w:t>4</w:t>
+                  <w:t>5</w:t>
                 </w:r>
               </w:sdtContent>
             </w:sdt>
@@ -1225,6 +1225,116 @@
           </w:p>
         </w:tc>
       </w:tr>
+      <w:tr>
+        <w:tc>
+          <w:tcPr>
+            <w:tcW w:w="1122" w:type="dxa"/>
+          </w:tcPr>
+          <w:p>
+            <w:pPr>
+              <w:ind w:firstLine="34"/>
+              <w:jc w:val="center"/>
+              <w:rPr>
+                <w:rFonts w:cs="Arial"/>
+                <w:szCs w:val="18"/>
+              </w:rPr>
+            </w:pPr>
+            <w:r>
+              <w:rPr>
+                <w:rFonts w:cs="Arial"/>
+                <w:szCs w:val="18"/>
+              </w:rPr>
+              <w:t>0.5</w:t>
+            </w:r>
+          </w:p>
+        </w:tc>
+        <w:sdt>
+          <w:sdtPr>
+            <w:rPr>
+              <w:rFonts w:cs="Arial"/>
+              <w:szCs w:val="18"/>
+            </w:rPr>
+            <w:alias w:val="Date de création"/>
+            <w:tag w:val="_DCDateCreated"/>
+            <w:id w:val="-1983371411"/>
+            <w:placeholder>
+              <w:docPart w:val="44FD37DCE20D48238405F85C4E2377F0"/>
+            </w:placeholder>
+            <w:dataBinding w:prefixMappings="xmlns:ns0='http://schemas.microsoft.com/office/2006/metadata/properties' xmlns:ns1='http://www.w3.org/2001/XMLSchema-instance' xmlns:ns2='http://schemas.microsoft.com/office/infopath/2007/PartnerControls' xmlns:ns3='a1322699-2fbb-4cce-8aba-176c4fa97253' xmlns:ns4='http://schemas.microsoft.com/sharepoint/v3' xmlns:ns5='http://schemas.microsoft.com/sharepoint/v3/fields' xmlns:ns6='f0ff482e-aa3b-417e-9d65-5f4cb2656651' " w:xpath="/ns0:properties[1]/documentManagement[1]/ns5:_DCDateCreated[1]" w:storeItemID="{1159403A-C237-488E-8C5E-DABF9FCE7043}"/>
+            <w:date w:fullDate="2026-04-15T00:00:00Z">
+              <w:dateFormat w:val="dd/MM/yyyy"/>
+              <w:lid w:val="fr-FR"/>
+              <w:storeMappedDataAs w:val="dateTime"/>
+              <w:calendar w:val="gregorian"/>
+            </w:date>
+          </w:sdtPr>
+          <w:sdtContent>
+            <w:tc>
+              <w:tcPr>
+                <w:tcW w:w="1400" w:type="dxa"/>
+              </w:tcPr>
+              <w:p>
+                <w:pPr>
+                  <w:ind w:firstLine="0"/>
+                  <w:jc w:val="center"/>
+                  <w:rPr>
+                    <w:rFonts w:cs="Arial"/>
+                    <w:szCs w:val="18"/>
+                  </w:rPr>
+                </w:pPr>
+                <w:r>
+                  <w:rPr>
+                    <w:rFonts w:cs="Arial"/>
+                    <w:szCs w:val="18"/>
+                  </w:rPr>
+                  <w:t>15/04/2026</w:t>
+                </w:r>
+              </w:p>
+            </w:tc>
+          </w:sdtContent>
+        </w:sdt>
+        <w:tc>
+          <w:tcPr>
+            <w:tcW w:w="2500" w:type="dxa"/>
+          </w:tcPr>
+          <w:p>
+            <w:pPr>
+              <w:rPr>
+                <w:rFonts w:cs="Arial"/>
+                <w:szCs w:val="18"/>
+              </w:rPr>
+            </w:pPr>
+            <w:r>
+              <w:rPr>
+                <w:rFonts w:cs="Arial"/>
+                <w:szCs w:val="18"/>
+              </w:rPr>
+              <w:t>Gérôme PECHEUR</w:t>
+            </w:r>
+          </w:p>
+        </w:tc>
+        <w:tc>
+          <w:tcPr>
+            <w:tcW w:w="4850" w:type="dxa"/>
+          </w:tcPr>
+          <w:p>
+            <w:pPr>
+              <w:ind w:firstLine="0"/>
+              <w:rPr>
+                <w:rFonts w:cs="Arial"/>
+                <w:szCs w:val="18"/>
+              </w:rPr>
+            </w:pPr>
+            <w:r>
+              <w:rPr>
+                <w:rFonts w:cs="Arial"/>
+                <w:szCs w:val="18"/>
+              </w:rPr>
+              <w:t>Modification</w:t>
+            </w:r>
+          </w:p>
+        </w:tc>
+      </w:tr>
     </w:tbl>
     <w:p>
       <w:pPr>
@@ -1624,6 +1734,9 @@
         <w:jc w:val="center"/>
       </w:pPr>
       <w:r>
+        <w:rPr>
+          <w:noProof/>
+        </w:rPr>
         <w:drawing>
           <wp:inline distT="0" distB="0" distL="0" distR="0" wp14:anchorId="6B04AA47" wp14:editId="5E68A07B">
             <wp:extent cx="2352675" cy="1176338"/>
@@ -1676,6 +1789,9 @@
         <w:jc w:val="center"/>
       </w:pPr>
       <w:r>
+        <w:rPr>
+          <w:noProof/>
+        </w:rPr>
         <w:drawing>
           <wp:inline distT="0" distB="0" distL="0" distR="0" wp14:anchorId="35D32947" wp14:editId="74C1DB60">
             <wp:extent cx="1323975" cy="1005140"/>
@@ -1725,12 +1841,15 @@
       </w:r>
     </w:p>
     <w:p>
+      <w:pPr>
+        <w:jc w:val="center"/>
+      </w:pPr>
       <w:r>
         <w:drawing>
-          <wp:inline distT="0" distB="0" distL="0" distR="0" wp14:anchorId="633999EE" wp14:editId="25225346">
-            <wp:extent cx="6253480" cy="1671320"/>
-            <wp:effectExtent l="0" t="0" r="0" b="5080"/>
-            <wp:docPr id="301694264" name="Image 1" descr="Une image contenant texte, nombre, ligne, Police&#10;&#10;Le contenu généré par l’IA peut être incorrect."/>
+          <wp:inline distT="0" distB="0" distL="0" distR="0" wp14:anchorId="3EDD5CB7" wp14:editId="32EE1F1F">
+            <wp:extent cx="5372100" cy="1724876"/>
+            <wp:effectExtent l="0" t="0" r="0" b="8890"/>
+            <wp:docPr id="1722072923" name="Image 1"/>
             <wp:cNvGraphicFramePr>
               <a:graphicFrameLocks xmlns:a="http://schemas.openxmlformats.org/drawingml/2006/main" noChangeAspect="1"/>
             </wp:cNvGraphicFramePr>
@@ -1738,7 +1857,7 @@
               <a:graphicData uri="http://schemas.openxmlformats.org/drawingml/2006/picture">
                 <pic:pic xmlns:pic="http://schemas.openxmlformats.org/drawingml/2006/picture">
                   <pic:nvPicPr>
-                    <pic:cNvPr id="301694264" name="Image 1" descr="Une image contenant texte, nombre, ligne, Police&#10;&#10;Le contenu généré par l’IA peut être incorrect."/>
+                    <pic:cNvPr id="1722072923" name=""/>
                     <pic:cNvPicPr/>
                   </pic:nvPicPr>
                   <pic:blipFill>
@@ -1750,7 +1869,7 @@
                   <pic:spPr>
                     <a:xfrm>
                       <a:off x="0" y="0"/>
-                      <a:ext cx="6253480" cy="1671320"/>
+                      <a:ext cx="5385575" cy="1729203"/>
                     </a:xfrm>
                     <a:prstGeom prst="rect">
                       <a:avLst/>
@@ -3949,6 +4068,7 @@
   <w:style w:type="character" w:default="1" w:styleId="Policepardfaut">
     <w:name w:val="Default Paragraph Font"/>
     <w:uiPriority w:val="1"/>
+    <w:semiHidden/>
     <w:unhideWhenUsed/>
   </w:style>
   <w:style w:type="table" w:default="1" w:styleId="TableauNormal">
@@ -5046,6 +5166,35 @@
         </w:p>
       </w:docPartBody>
     </w:docPart>
+    <w:docPart>
+      <w:docPartPr>
+        <w:name w:val="44FD37DCE20D48238405F85C4E2377F0"/>
+        <w:category>
+          <w:name w:val="Général"/>
+          <w:gallery w:val="placeholder"/>
+        </w:category>
+        <w:types>
+          <w:type w:val="bbPlcHdr"/>
+        </w:types>
+        <w:behaviors>
+          <w:behavior w:val="content"/>
+        </w:behaviors>
+        <w:guid w:val="{E1151427-653F-4983-98FC-C99BF7CF49E2}"/>
+      </w:docPartPr>
+      <w:docPartBody>
+        <w:p>
+          <w:pPr>
+            <w:pStyle w:val="44FD37DCE20D48238405F85C4E2377F0"/>
+          </w:pPr>
+          <w:r>
+            <w:rPr>
+              <w:rStyle w:val="Textedelespacerserv"/>
+            </w:rPr>
+            <w:t>[Date de création]</w:t>
+          </w:r>
+        </w:p>
+      </w:docPartBody>
+    </w:docPart>
   </w:docParts>
 </w:glossaryDocument>
 </file>
@@ -5158,6 +5307,7 @@
     <w:rsid w:val="00591EA0"/>
     <w:rsid w:val="00596E3A"/>
     <w:rsid w:val="00620954"/>
+    <w:rsid w:val="006820F0"/>
     <w:rsid w:val="006C3956"/>
     <w:rsid w:val="006C48C9"/>
     <w:rsid w:val="006D3CE9"/>
@@ -5165,6 +5315,7 @@
     <w:rsid w:val="00770502"/>
     <w:rsid w:val="00794681"/>
     <w:rsid w:val="007A7BE2"/>
+    <w:rsid w:val="007D0433"/>
     <w:rsid w:val="00867085"/>
     <w:rsid w:val="008A76C2"/>
     <w:rsid w:val="008B038C"/>
@@ -5183,6 +5334,7 @@
     <w:rsid w:val="00C4071C"/>
     <w:rsid w:val="00CA38A7"/>
     <w:rsid w:val="00CE6C6B"/>
+    <w:rsid w:val="00D55FCE"/>
     <w:rsid w:val="00D7017E"/>
     <w:rsid w:val="00DB2D73"/>
     <w:rsid w:val="00DB40F5"/>
@@ -5648,7 +5800,7 @@
     <w:basedOn w:val="Policepardfaut"/>
     <w:uiPriority w:val="99"/>
     <w:semiHidden/>
-    <w:rsid w:val="00FD5328"/>
+    <w:rsid w:val="007D0433"/>
     <w:rPr>
       <w:color w:val="808080"/>
     </w:rPr>
@@ -5671,6 +5823,19 @@
     <w:pPr>
       <w:spacing w:after="160" w:line="259" w:lineRule="auto"/>
     </w:pPr>
+  </w:style>
+  <w:style w:type="paragraph" w:customStyle="1" w:styleId="44FD37DCE20D48238405F85C4E2377F0">
+    <w:name w:val="44FD37DCE20D48238405F85C4E2377F0"/>
+    <w:rsid w:val="007D0433"/>
+    <w:pPr>
+      <w:spacing w:after="160" w:line="278" w:lineRule="auto"/>
+    </w:pPr>
+    <w:rPr>
+      <w:kern w:val="2"/>
+      <w:sz w:val="24"/>
+      <w:szCs w:val="24"/>
+      <w14:ligatures w14:val="standardContextual"/>
+    </w:rPr>
   </w:style>
 </w:styles>
 </file>
@@ -5968,10 +6133,6 @@
 </file>
 
 <file path=customXml/item1.xml><?xml version="1.0" encoding="utf-8"?>
-<b:Sources xmlns:b="http://schemas.openxmlformats.org/officeDocument/2006/bibliography" xmlns="http://schemas.openxmlformats.org/officeDocument/2006/bibliography" SelectedStyle="\APA.XSL" StyleName="APA"/>
-</file>
-
-<file path=customXml/item2.xml><?xml version="1.0" encoding="utf-8"?>
 <p:properties xmlns:p="http://schemas.microsoft.com/office/2006/metadata/properties" xmlns:xsi="http://www.w3.org/2001/XMLSchema-instance" xmlns:pc="http://schemas.microsoft.com/office/infopath/2007/PartnerControls">
   <documentManagement>
     <lcf76f155ced4ddcb4097134ff3c332f xmlns="b295003c-aa87-407e-9024-fdee4e88f6fa">
@@ -5981,16 +6142,11 @@
 </p:properties>
 </file>
 
-<file path=customXml/item3.xml><?xml version="1.0" encoding="utf-8"?>
-<?mso-contentType ?>
-<FormTemplates xmlns="http://schemas.microsoft.com/sharepoint/v3/contenttype/forms">
-  <Display>DocumentLibraryForm</Display>
-  <Edit>DocumentLibraryForm</Edit>
-  <New>DocumentLibraryForm</New>
-</FormTemplates>
+<file path=customXml/item2.xml><?xml version="1.0" encoding="utf-8"?>
+<b:Sources xmlns:b="http://schemas.openxmlformats.org/officeDocument/2006/bibliography" xmlns="http://schemas.openxmlformats.org/officeDocument/2006/bibliography" SelectedStyle="\APA.XSL" StyleName="APA"/>
 </file>
 
-<file path=customXml/item4.xml><?xml version="1.0" encoding="utf-8"?>
+<file path=customXml/item3.xml><?xml version="1.0" encoding="utf-8"?>
 <ct:contentTypeSchema xmlns:ct="http://schemas.microsoft.com/office/2006/metadata/contentType" xmlns:ma="http://schemas.microsoft.com/office/2006/metadata/properties/metaAttributes" ct:_="" ma:_="" ma:contentTypeName="Document" ma:contentTypeID="0x010100A3FA4CB5114F4B43B99F0B6DC8751D90" ma:contentTypeVersion="10" ma:contentTypeDescription="Crée un document." ma:contentTypeScope="" ma:versionID="501205be520febb413c56432ff8e6df1">
   <xsd:schema xmlns:xsd="http://www.w3.org/2001/XMLSchema" xmlns:xs="http://www.w3.org/2001/XMLSchema" xmlns:p="http://schemas.microsoft.com/office/2006/metadata/properties" xmlns:ns2="b295003c-aa87-407e-9024-fdee4e88f6fa" targetNamespace="http://schemas.microsoft.com/office/2006/metadata/properties" ma:root="true" ma:fieldsID="0378f5bf275aa5e8e5bb75b38d3da7db" ns2:_="">
     <xsd:import namespace="b295003c-aa87-407e-9024-fdee4e88f6fa"/>
@@ -6168,15 +6324,16 @@
 </ct:contentTypeSchema>
 </file>
 
-<file path=customXml/itemProps1.xml><?xml version="1.0" encoding="utf-8"?>
-<ds:datastoreItem xmlns:ds="http://schemas.openxmlformats.org/officeDocument/2006/customXml" ds:itemID="{0FF0F878-5F0F-460C-9013-40E72731A637}">
-  <ds:schemaRefs>
-    <ds:schemaRef ds:uri="http://schemas.openxmlformats.org/officeDocument/2006/bibliography"/>
-  </ds:schemaRefs>
-</ds:datastoreItem>
+<file path=customXml/item4.xml><?xml version="1.0" encoding="utf-8"?>
+<?mso-contentType ?>
+<FormTemplates xmlns="http://schemas.microsoft.com/sharepoint/v3/contenttype/forms">
+  <Display>DocumentLibraryForm</Display>
+  <Edit>DocumentLibraryForm</Edit>
+  <New>DocumentLibraryForm</New>
+</FormTemplates>
 </file>
 
-<file path=customXml/itemProps2.xml><?xml version="1.0" encoding="utf-8"?>
+<file path=customXml/itemProps1.xml><?xml version="1.0" encoding="utf-8"?>
 <ds:datastoreItem xmlns:ds="http://schemas.openxmlformats.org/officeDocument/2006/customXml" ds:itemID="{1159403A-C237-488E-8C5E-DABF9FCE7043}">
   <ds:schemaRefs>
     <ds:schemaRef ds:uri="http://schemas.microsoft.com/office/2006/metadata/properties"/>
@@ -6186,15 +6343,15 @@
 </ds:datastoreItem>
 </file>
 
-<file path=customXml/itemProps3.xml><?xml version="1.0" encoding="utf-8"?>
-<ds:datastoreItem xmlns:ds="http://schemas.openxmlformats.org/officeDocument/2006/customXml" ds:itemID="{EEE2973D-7DD7-4773-855D-5CAD81242BDE}">
+<file path=customXml/itemProps2.xml><?xml version="1.0" encoding="utf-8"?>
+<ds:datastoreItem xmlns:ds="http://schemas.openxmlformats.org/officeDocument/2006/customXml" ds:itemID="{0FF0F878-5F0F-460C-9013-40E72731A637}">
   <ds:schemaRefs>
-    <ds:schemaRef ds:uri="http://schemas.microsoft.com/sharepoint/v3/contenttype/forms"/>
+    <ds:schemaRef ds:uri="http://schemas.openxmlformats.org/officeDocument/2006/bibliography"/>
   </ds:schemaRefs>
 </ds:datastoreItem>
 </file>
 
-<file path=customXml/itemProps4.xml><?xml version="1.0" encoding="utf-8"?>
+<file path=customXml/itemProps3.xml><?xml version="1.0" encoding="utf-8"?>
 <ds:datastoreItem xmlns:ds="http://schemas.openxmlformats.org/officeDocument/2006/customXml" ds:itemID="{0B65258C-9CEC-414A-989C-54F659AC270E}">
   <ds:schemaRefs>
     <ds:schemaRef ds:uri="http://schemas.microsoft.com/office/2006/metadata/contentType"/>
@@ -6210,4 +6367,12 @@
     <ds:schemaRef ds:uri="http://schemas.microsoft.com/internal/obd"/>
   </ds:schemaRefs>
 </ds:datastoreItem>
+</file>
+
+<file path=customXml/itemProps4.xml><?xml version="1.0" encoding="utf-8"?>
+<ds:datastoreItem xmlns:ds="http://schemas.openxmlformats.org/officeDocument/2006/customXml" ds:itemID="{EEE2973D-7DD7-4773-855D-5CAD81242BDE}">
+  <ds:schemaRefs>
+    <ds:schemaRef ds:uri="http://schemas.microsoft.com/sharepoint/v3/contenttype/forms"/>
+  </ds:schemaRefs>
+</ds:datastoreItem>
 </file>
--- a/installateur.docx
+++ b/installateur.docx
@@ -209,7 +209,7 @@
                 <w:sz w:val="44"/>
                 <w:szCs w:val="44"/>
               </w:rPr>
-              <w:t>5</w:t>
+              <w:t>6</w:t>
             </w:r>
           </w:p>
         </w:tc>
@@ -465,7 +465,7 @@
                     <w:b/>
                     <w:szCs w:val="18"/>
                   </w:rPr>
-                  <w:t>5</w:t>
+                  <w:t>6</w:t>
                 </w:r>
               </w:sdtContent>
             </w:sdt>
@@ -1335,6 +1335,137 @@
           </w:p>
         </w:tc>
       </w:tr>
+      <w:tr>
+        <w:tc>
+          <w:tcPr>
+            <w:tcW w:w="1122" w:type="dxa"/>
+          </w:tcPr>
+          <w:p>
+            <w:pPr>
+              <w:ind w:firstLine="34"/>
+              <w:jc w:val="center"/>
+              <w:rPr>
+                <w:rFonts w:cs="Arial"/>
+                <w:szCs w:val="18"/>
+              </w:rPr>
+            </w:pPr>
+            <w:r>
+              <w:rPr>
+                <w:rFonts w:cs="Arial"/>
+                <w:szCs w:val="18"/>
+              </w:rPr>
+              <w:t>0.</w:t>
+            </w:r>
+            <w:r>
+              <w:rPr>
+                <w:rFonts w:cs="Arial"/>
+                <w:szCs w:val="18"/>
+              </w:rPr>
+              <w:t>6</w:t>
+            </w:r>
+          </w:p>
+        </w:tc>
+        <w:sdt>
+          <w:sdtPr>
+            <w:rPr>
+              <w:rFonts w:cs="Arial"/>
+              <w:szCs w:val="18"/>
+            </w:rPr>
+            <w:alias w:val="Date de création"/>
+            <w:tag w:val="_DCDateCreated"/>
+            <w:id w:val="1371189274"/>
+            <w:placeholder>
+              <w:docPart w:val="D0D998E985C1497ABAF94BACAEBAF872"/>
+            </w:placeholder>
+            <w:dataBinding w:prefixMappings="xmlns:ns0='http://schemas.microsoft.com/office/2006/metadata/properties' xmlns:ns1='http://www.w3.org/2001/XMLSchema-instance' xmlns:ns2='http://schemas.microsoft.com/office/infopath/2007/PartnerControls' xmlns:ns3='a1322699-2fbb-4cce-8aba-176c4fa97253' xmlns:ns4='http://schemas.microsoft.com/sharepoint/v3' xmlns:ns5='http://schemas.microsoft.com/sharepoint/v3/fields' xmlns:ns6='f0ff482e-aa3b-417e-9d65-5f4cb2656651' " w:xpath="/ns0:properties[1]/documentManagement[1]/ns5:_DCDateCreated[1]" w:storeItemID="{1159403A-C237-488E-8C5E-DABF9FCE7043}"/>
+            <w:date w:fullDate="2026-04-16T00:00:00Z">
+              <w:dateFormat w:val="dd/MM/yyyy"/>
+              <w:lid w:val="fr-FR"/>
+              <w:storeMappedDataAs w:val="dateTime"/>
+              <w:calendar w:val="gregorian"/>
+            </w:date>
+          </w:sdtPr>
+          <w:sdtContent>
+            <w:tc>
+              <w:tcPr>
+                <w:tcW w:w="1400" w:type="dxa"/>
+              </w:tcPr>
+              <w:p>
+                <w:pPr>
+                  <w:ind w:firstLine="0"/>
+                  <w:jc w:val="center"/>
+                  <w:rPr>
+                    <w:rFonts w:cs="Arial"/>
+                    <w:szCs w:val="18"/>
+                  </w:rPr>
+                </w:pPr>
+                <w:r>
+                  <w:rPr>
+                    <w:rFonts w:cs="Arial"/>
+                    <w:szCs w:val="18"/>
+                  </w:rPr>
+                  <w:t>1</w:t>
+                </w:r>
+                <w:r>
+                  <w:rPr>
+                    <w:rFonts w:cs="Arial"/>
+                    <w:szCs w:val="18"/>
+                  </w:rPr>
+                  <w:t>6</w:t>
+                </w:r>
+                <w:r>
+                  <w:rPr>
+                    <w:rFonts w:cs="Arial"/>
+                    <w:szCs w:val="18"/>
+                  </w:rPr>
+                  <w:t>/04/2026</w:t>
+                </w:r>
+              </w:p>
+            </w:tc>
+          </w:sdtContent>
+        </w:sdt>
+        <w:tc>
+          <w:tcPr>
+            <w:tcW w:w="2500" w:type="dxa"/>
+          </w:tcPr>
+          <w:p>
+            <w:pPr>
+              <w:rPr>
+                <w:rFonts w:cs="Arial"/>
+                <w:szCs w:val="18"/>
+              </w:rPr>
+            </w:pPr>
+            <w:r>
+              <w:rPr>
+                <w:rFonts w:cs="Arial"/>
+                <w:szCs w:val="18"/>
+              </w:rPr>
+              <w:t>Gérôme PECHEUR</w:t>
+            </w:r>
+          </w:p>
+        </w:tc>
+        <w:tc>
+          <w:tcPr>
+            <w:tcW w:w="4850" w:type="dxa"/>
+          </w:tcPr>
+          <w:p>
+            <w:pPr>
+              <w:ind w:firstLine="0"/>
+              <w:rPr>
+                <w:rFonts w:cs="Arial"/>
+                <w:szCs w:val="18"/>
+              </w:rPr>
+            </w:pPr>
+            <w:r>
+              <w:rPr>
+                <w:rFonts w:cs="Arial"/>
+                <w:szCs w:val="18"/>
+              </w:rPr>
+              <w:t>Adaptation à la version 0.6 du plugin</w:t>
+            </w:r>
+          </w:p>
+        </w:tc>
+      </w:tr>
     </w:tbl>
     <w:p>
       <w:pPr>
@@ -1845,6 +1976,9 @@
         <w:jc w:val="center"/>
       </w:pPr>
       <w:r>
+        <w:rPr>
+          <w:noProof/>
+        </w:rPr>
         <w:drawing>
           <wp:inline distT="0" distB="0" distL="0" distR="0" wp14:anchorId="3EDD5CB7" wp14:editId="32EE1F1F">
             <wp:extent cx="5372100" cy="1724876"/>
@@ -5195,6 +5329,35 @@
         </w:p>
       </w:docPartBody>
     </w:docPart>
+    <w:docPart>
+      <w:docPartPr>
+        <w:name w:val="D0D998E985C1497ABAF94BACAEBAF872"/>
+        <w:category>
+          <w:name w:val="Général"/>
+          <w:gallery w:val="placeholder"/>
+        </w:category>
+        <w:types>
+          <w:type w:val="bbPlcHdr"/>
+        </w:types>
+        <w:behaviors>
+          <w:behavior w:val="content"/>
+        </w:behaviors>
+        <w:guid w:val="{1839AAC2-AE19-466D-8AAA-119176226FFA}"/>
+      </w:docPartPr>
+      <w:docPartBody>
+        <w:p>
+          <w:pPr>
+            <w:pStyle w:val="D0D998E985C1497ABAF94BACAEBAF872"/>
+          </w:pPr>
+          <w:r>
+            <w:rPr>
+              <w:rStyle w:val="Textedelespacerserv"/>
+            </w:rPr>
+            <w:t>[Date de création]</w:t>
+          </w:r>
+        </w:p>
+      </w:docPartBody>
+    </w:docPart>
   </w:docParts>
 </w:glossaryDocument>
 </file>
@@ -5297,6 +5460,7 @@
     <w:rsidRoot w:val="00CA38A7"/>
     <w:rsid w:val="00065F3B"/>
     <w:rsid w:val="000D4DEE"/>
+    <w:rsid w:val="00123EDE"/>
     <w:rsid w:val="00162DC9"/>
     <w:rsid w:val="003259A4"/>
     <w:rsid w:val="00382C53"/>
@@ -5316,6 +5480,7 @@
     <w:rsid w:val="00794681"/>
     <w:rsid w:val="007A7BE2"/>
     <w:rsid w:val="007D0433"/>
+    <w:rsid w:val="007E6322"/>
     <w:rsid w:val="00867085"/>
     <w:rsid w:val="008A76C2"/>
     <w:rsid w:val="008B038C"/>
@@ -5328,6 +5493,7 @@
     <w:rsid w:val="00AA7EBC"/>
     <w:rsid w:val="00AE0C16"/>
     <w:rsid w:val="00B65088"/>
+    <w:rsid w:val="00B72379"/>
     <w:rsid w:val="00B82D9E"/>
     <w:rsid w:val="00C13EA8"/>
     <w:rsid w:val="00C2639B"/>
@@ -5800,7 +5966,7 @@
     <w:basedOn w:val="Policepardfaut"/>
     <w:uiPriority w:val="99"/>
     <w:semiHidden/>
-    <w:rsid w:val="007D0433"/>
+    <w:rsid w:val="00B72379"/>
     <w:rPr>
       <w:color w:val="808080"/>
     </w:rPr>
@@ -5827,6 +5993,19 @@
   <w:style w:type="paragraph" w:customStyle="1" w:styleId="44FD37DCE20D48238405F85C4E2377F0">
     <w:name w:val="44FD37DCE20D48238405F85C4E2377F0"/>
     <w:rsid w:val="007D0433"/>
+    <w:pPr>
+      <w:spacing w:after="160" w:line="278" w:lineRule="auto"/>
+    </w:pPr>
+    <w:rPr>
+      <w:kern w:val="2"/>
+      <w:sz w:val="24"/>
+      <w:szCs w:val="24"/>
+      <w14:ligatures w14:val="standardContextual"/>
+    </w:rPr>
+  </w:style>
+  <w:style w:type="paragraph" w:customStyle="1" w:styleId="D0D998E985C1497ABAF94BACAEBAF872">
+    <w:name w:val="D0D998E985C1497ABAF94BACAEBAF872"/>
+    <w:rsid w:val="00B72379"/>
     <w:pPr>
       <w:spacing w:after="160" w:line="278" w:lineRule="auto"/>
     </w:pPr>
@@ -6133,6 +6312,10 @@
 </file>
 
 <file path=customXml/item1.xml><?xml version="1.0" encoding="utf-8"?>
+<b:Sources xmlns:b="http://schemas.openxmlformats.org/officeDocument/2006/bibliography" xmlns="http://schemas.openxmlformats.org/officeDocument/2006/bibliography" SelectedStyle="\APA.XSL" StyleName="APA"/>
+</file>
+
+<file path=customXml/item2.xml><?xml version="1.0" encoding="utf-8"?>
 <p:properties xmlns:p="http://schemas.microsoft.com/office/2006/metadata/properties" xmlns:xsi="http://www.w3.org/2001/XMLSchema-instance" xmlns:pc="http://schemas.microsoft.com/office/infopath/2007/PartnerControls">
   <documentManagement>
     <lcf76f155ced4ddcb4097134ff3c332f xmlns="b295003c-aa87-407e-9024-fdee4e88f6fa">
@@ -6142,11 +6325,16 @@
 </p:properties>
 </file>
 
-<file path=customXml/item2.xml><?xml version="1.0" encoding="utf-8"?>
-<b:Sources xmlns:b="http://schemas.openxmlformats.org/officeDocument/2006/bibliography" xmlns="http://schemas.openxmlformats.org/officeDocument/2006/bibliography" SelectedStyle="\APA.XSL" StyleName="APA"/>
+<file path=customXml/item3.xml><?xml version="1.0" encoding="utf-8"?>
+<?mso-contentType ?>
+<FormTemplates xmlns="http://schemas.microsoft.com/sharepoint/v3/contenttype/forms">
+  <Display>DocumentLibraryForm</Display>
+  <Edit>DocumentLibraryForm</Edit>
+  <New>DocumentLibraryForm</New>
+</FormTemplates>
 </file>
 
-<file path=customXml/item3.xml><?xml version="1.0" encoding="utf-8"?>
+<file path=customXml/item4.xml><?xml version="1.0" encoding="utf-8"?>
 <ct:contentTypeSchema xmlns:ct="http://schemas.microsoft.com/office/2006/metadata/contentType" xmlns:ma="http://schemas.microsoft.com/office/2006/metadata/properties/metaAttributes" ct:_="" ma:_="" ma:contentTypeName="Document" ma:contentTypeID="0x010100A3FA4CB5114F4B43B99F0B6DC8751D90" ma:contentTypeVersion="10" ma:contentTypeDescription="Crée un document." ma:contentTypeScope="" ma:versionID="501205be520febb413c56432ff8e6df1">
   <xsd:schema xmlns:xsd="http://www.w3.org/2001/XMLSchema" xmlns:xs="http://www.w3.org/2001/XMLSchema" xmlns:p="http://schemas.microsoft.com/office/2006/metadata/properties" xmlns:ns2="b295003c-aa87-407e-9024-fdee4e88f6fa" targetNamespace="http://schemas.microsoft.com/office/2006/metadata/properties" ma:root="true" ma:fieldsID="0378f5bf275aa5e8e5bb75b38d3da7db" ns2:_="">
     <xsd:import namespace="b295003c-aa87-407e-9024-fdee4e88f6fa"/>
@@ -6324,16 +6512,15 @@
 </ct:contentTypeSchema>
 </file>
 
-<file path=customXml/item4.xml><?xml version="1.0" encoding="utf-8"?>
-<?mso-contentType ?>
-<FormTemplates xmlns="http://schemas.microsoft.com/sharepoint/v3/contenttype/forms">
-  <Display>DocumentLibraryForm</Display>
-  <Edit>DocumentLibraryForm</Edit>
-  <New>DocumentLibraryForm</New>
-</FormTemplates>
+<file path=customXml/itemProps1.xml><?xml version="1.0" encoding="utf-8"?>
+<ds:datastoreItem xmlns:ds="http://schemas.openxmlformats.org/officeDocument/2006/customXml" ds:itemID="{0FF0F878-5F0F-460C-9013-40E72731A637}">
+  <ds:schemaRefs>
+    <ds:schemaRef ds:uri="http://schemas.openxmlformats.org/officeDocument/2006/bibliography"/>
+  </ds:schemaRefs>
+</ds:datastoreItem>
 </file>
 
-<file path=customXml/itemProps1.xml><?xml version="1.0" encoding="utf-8"?>
+<file path=customXml/itemProps2.xml><?xml version="1.0" encoding="utf-8"?>
 <ds:datastoreItem xmlns:ds="http://schemas.openxmlformats.org/officeDocument/2006/customXml" ds:itemID="{1159403A-C237-488E-8C5E-DABF9FCE7043}">
   <ds:schemaRefs>
     <ds:schemaRef ds:uri="http://schemas.microsoft.com/office/2006/metadata/properties"/>
@@ -6343,15 +6530,15 @@
 </ds:datastoreItem>
 </file>
 
-<file path=customXml/itemProps2.xml><?xml version="1.0" encoding="utf-8"?>
-<ds:datastoreItem xmlns:ds="http://schemas.openxmlformats.org/officeDocument/2006/customXml" ds:itemID="{0FF0F878-5F0F-460C-9013-40E72731A637}">
+<file path=customXml/itemProps3.xml><?xml version="1.0" encoding="utf-8"?>
+<ds:datastoreItem xmlns:ds="http://schemas.openxmlformats.org/officeDocument/2006/customXml" ds:itemID="{EEE2973D-7DD7-4773-855D-5CAD81242BDE}">
   <ds:schemaRefs>
-    <ds:schemaRef ds:uri="http://schemas.openxmlformats.org/officeDocument/2006/bibliography"/>
+    <ds:schemaRef ds:uri="http://schemas.microsoft.com/sharepoint/v3/contenttype/forms"/>
   </ds:schemaRefs>
 </ds:datastoreItem>
 </file>
 
-<file path=customXml/itemProps3.xml><?xml version="1.0" encoding="utf-8"?>
+<file path=customXml/itemProps4.xml><?xml version="1.0" encoding="utf-8"?>
 <ds:datastoreItem xmlns:ds="http://schemas.openxmlformats.org/officeDocument/2006/customXml" ds:itemID="{0B65258C-9CEC-414A-989C-54F659AC270E}">
   <ds:schemaRefs>
     <ds:schemaRef ds:uri="http://schemas.microsoft.com/office/2006/metadata/contentType"/>
@@ -6367,12 +6554,4 @@
     <ds:schemaRef ds:uri="http://schemas.microsoft.com/internal/obd"/>
   </ds:schemaRefs>
 </ds:datastoreItem>
-</file>
-
-<file path=customXml/itemProps4.xml><?xml version="1.0" encoding="utf-8"?>
-<ds:datastoreItem xmlns:ds="http://schemas.openxmlformats.org/officeDocument/2006/customXml" ds:itemID="{EEE2973D-7DD7-4773-855D-5CAD81242BDE}">
-  <ds:schemaRefs>
-    <ds:schemaRef ds:uri="http://schemas.microsoft.com/sharepoint/v3/contenttype/forms"/>
-  </ds:schemaRefs>
-</ds:datastoreItem>
 </file>